--- a/docs/INFORME_TECNICO_Y_MANUAL_DE_CONFIGURACION.docx
+++ b/docs/INFORME_TECNICO_Y_MANUAL_DE_CONFIGURACION.docx
@@ -6674,7 +6674,7 @@
           <w:b/>
           <w:sz w:val="21"/>
         </w:rPr>
-        <w:t>Recarga automática:</w:t>
+        <w:t>Recarga automática continua:</w:t>
       </w:r>
       <w:r>
         <w:rPr>
@@ -6690,14 +6690,30 @@
           <w:sz w:val="18"/>
           <w:shd w:fill="F1F5F9"/>
         </w:rPr>
-        <w:t>Finish view = REGISTRO_DIARIO_Form</w:t>
-      </w:r>
-      <w:r>
-        <w:rPr>
-          <w:rFonts w:ascii="Calibri" w:hAnsi="Calibri"/>
-          <w:sz w:val="21"/>
-        </w:rPr>
-        <w:t xml:space="preserve"> para limpiar y dejar el formulario listo para el siguiente despacho inmediatamente al guardar.</w:t>
+        <w:t>Auto re-open = ON</w:t>
+      </w:r>
+      <w:r>
+        <w:rPr>
+          <w:rFonts w:ascii="Calibri" w:hAnsi="Calibri"/>
+          <w:sz w:val="21"/>
+        </w:rPr>
+        <w:t xml:space="preserve"> y </w:t>
+      </w:r>
+      <w:r>
+        <w:rPr>
+          <w:rFonts w:ascii="Consolas" w:hAnsi="Consolas"/>
+          <w:color w:val="0F172A"/>
+          <w:sz w:val="18"/>
+          <w:shd w:fill="F1F5F9"/>
+        </w:rPr>
+        <w:t>Finish view = Auto assign (Go Back)</w:t>
+      </w:r>
+      <w:r>
+        <w:rPr>
+          <w:rFonts w:ascii="Calibri" w:hAnsi="Calibri"/>
+          <w:sz w:val="21"/>
+        </w:rPr>
+        <w:t xml:space="preserve"> para mantener el formulario abierto y limpio para el siguiente despacho de forma ininterrumpida.</w:t>
       </w:r>
     </w:p>
     <w:p>

--- a/docs/INFORME_TECNICO_Y_MANUAL_DE_CONFIGURACION.docx
+++ b/docs/INFORME_TECNICO_Y_MANUAL_DE_CONFIGURACION.docx
@@ -4548,7 +4548,7 @@
           <w:rFonts w:ascii="Calibri" w:hAnsi="Calibri"/>
           <w:sz w:val="22"/>
         </w:rPr>
-        <w:t>Totaliza los puntos devengados exclusivamente por calificación del despacho en el período:</w:t>
+        <w:t>Totaliza los puntos devengados por concepto de calificación operativa de despachos en el período:</w:t>
       </w:r>
     </w:p>
     <w:p>
@@ -4580,7 +4580,7 @@
           <w:b/>
           <w:sz w:val="21"/>
         </w:rPr>
-        <w:t>:</w:t>
+        <w:t xml:space="preserve"> (Cálculo directo por suma condicional):</w:t>
       </w:r>
     </w:p>
     <w:tbl>
@@ -4631,6 +4631,234 @@
     <w:p>
       <w:pPr>
         <w:pStyle w:val="ListBullet"/>
+        <w:ind w:left="714"/>
+      </w:pPr>
+      <w:r>
+        <w:rPr>
+          <w:rFonts w:ascii="Consolas" w:hAnsi="Consolas"/>
+          <w:color w:val="0F172A"/>
+          <w:sz w:val="18"/>
+          <w:shd w:fill="F1F5F9"/>
+        </w:rPr>
+        <w:t>=SI(A2 = ""; ""; ...)</w:t>
+      </w:r>
+      <w:r>
+        <w:rPr>
+          <w:rFonts w:ascii="Calibri" w:hAnsi="Calibri"/>
+          <w:sz w:val="21"/>
+        </w:rPr>
+        <w:t xml:space="preserve">: Condicional de control de fila. Si no existe identificador de empleado en la celda </w:t>
+      </w:r>
+      <w:r>
+        <w:rPr>
+          <w:rFonts w:ascii="Consolas" w:hAnsi="Consolas"/>
+          <w:color w:val="0F172A"/>
+          <w:sz w:val="18"/>
+          <w:shd w:fill="F1F5F9"/>
+        </w:rPr>
+        <w:t>A2</w:t>
+      </w:r>
+      <w:r>
+        <w:rPr>
+          <w:rFonts w:ascii="Calibri" w:hAnsi="Calibri"/>
+          <w:sz w:val="21"/>
+        </w:rPr>
+        <w:t>, la celda permanece en blanco para mantener la estética limpia de la tabla.</w:t>
+      </w:r>
+    </w:p>
+    <w:p>
+      <w:pPr>
+        <w:pStyle w:val="ListBullet"/>
+        <w:ind w:left="714"/>
+      </w:pPr>
+      <w:r>
+        <w:rPr>
+          <w:rFonts w:ascii="Consolas" w:hAnsi="Consolas"/>
+          <w:color w:val="0F172A"/>
+          <w:sz w:val="18"/>
+          <w:shd w:fill="F1F5F9"/>
+        </w:rPr>
+        <w:t>SUMAR.SI.CONJUNTO(...)</w:t>
+      </w:r>
+      <w:r>
+        <w:rPr>
+          <w:rFonts w:ascii="Calibri" w:hAnsi="Calibri"/>
+          <w:sz w:val="21"/>
+        </w:rPr>
+        <w:t>: Función de agregación condicional con criterios múltiples simultáneos:</w:t>
+      </w:r>
+    </w:p>
+    <w:p>
+      <w:pPr>
+        <w:pStyle w:val="ListBullet"/>
+        <w:ind w:left="714"/>
+      </w:pPr>
+      <w:r>
+        <w:rPr>
+          <w:rFonts w:ascii="Consolas" w:hAnsi="Consolas"/>
+          <w:color w:val="0F172A"/>
+          <w:sz w:val="18"/>
+          <w:shd w:fill="F1F5F9"/>
+        </w:rPr>
+        <w:t>REGISTRO_DIARIO!$E:$E</w:t>
+      </w:r>
+      <w:r>
+        <w:rPr>
+          <w:rFonts w:ascii="Calibri" w:hAnsi="Calibri"/>
+          <w:sz w:val="21"/>
+        </w:rPr>
+        <w:t xml:space="preserve">: Rango de suma. Columna </w:t>
+      </w:r>
+      <w:r>
+        <w:rPr>
+          <w:rFonts w:ascii="Consolas" w:hAnsi="Consolas"/>
+          <w:color w:val="0F172A"/>
+          <w:sz w:val="18"/>
+          <w:shd w:fill="F1F5F9"/>
+        </w:rPr>
+        <w:t>Puntos_Esfuerzo</w:t>
+      </w:r>
+      <w:r>
+        <w:rPr>
+          <w:rFonts w:ascii="Calibri" w:hAnsi="Calibri"/>
+          <w:sz w:val="21"/>
+        </w:rPr>
+        <w:t xml:space="preserve"> que contiene el puntaje asignado al alistamiento (1 a 5 puntos).</w:t>
+      </w:r>
+    </w:p>
+    <w:p>
+      <w:pPr>
+        <w:pStyle w:val="ListBullet"/>
+        <w:ind w:left="714"/>
+      </w:pPr>
+      <w:r>
+        <w:rPr>
+          <w:rFonts w:ascii="Consolas" w:hAnsi="Consolas"/>
+          <w:color w:val="0F172A"/>
+          <w:sz w:val="18"/>
+          <w:shd w:fill="F1F5F9"/>
+        </w:rPr>
+        <w:t>REGISTRO_DIARIO!$C:$C; A2</w:t>
+      </w:r>
+      <w:r>
+        <w:rPr>
+          <w:rFonts w:ascii="Calibri" w:hAnsi="Calibri"/>
+          <w:sz w:val="21"/>
+        </w:rPr>
+        <w:t xml:space="preserve">: Rango y criterio de empleado. Filtra únicamente las filas que correspondan al </w:t>
+      </w:r>
+      <w:r>
+        <w:rPr>
+          <w:rFonts w:ascii="Consolas" w:hAnsi="Consolas"/>
+          <w:color w:val="0F172A"/>
+          <w:sz w:val="18"/>
+          <w:shd w:fill="F1F5F9"/>
+        </w:rPr>
+        <w:t>ID_Empleado</w:t>
+      </w:r>
+      <w:r>
+        <w:rPr>
+          <w:rFonts w:ascii="Calibri" w:hAnsi="Calibri"/>
+          <w:sz w:val="21"/>
+        </w:rPr>
+        <w:t xml:space="preserve"> de la fila actual.</w:t>
+      </w:r>
+    </w:p>
+    <w:p>
+      <w:pPr>
+        <w:pStyle w:val="ListBullet"/>
+        <w:ind w:left="714"/>
+      </w:pPr>
+      <w:r>
+        <w:rPr>
+          <w:rFonts w:ascii="Consolas" w:hAnsi="Consolas"/>
+          <w:color w:val="0F172A"/>
+          <w:sz w:val="18"/>
+          <w:shd w:fill="F1F5F9"/>
+        </w:rPr>
+        <w:t>REGISTRO_DIARIO!$B:$B; "&gt;=" &amp; FILTRO_FECHAS!$C$2</w:t>
+      </w:r>
+      <w:r>
+        <w:rPr>
+          <w:rFonts w:ascii="Calibri" w:hAnsi="Calibri"/>
+          <w:sz w:val="21"/>
+        </w:rPr>
+        <w:t>: Rango y criterio de inicio de ciclo. Restringe la suma a marcas de tiempo mayores o iguales a la fecha de inicio quincenal (</w:t>
+      </w:r>
+      <w:r>
+        <w:rPr>
+          <w:rFonts w:ascii="Consolas" w:hAnsi="Consolas"/>
+          <w:color w:val="0F172A"/>
+          <w:sz w:val="18"/>
+          <w:shd w:fill="F1F5F9"/>
+        </w:rPr>
+        <w:t>Quincena_Inicio</w:t>
+      </w:r>
+      <w:r>
+        <w:rPr>
+          <w:rFonts w:ascii="Calibri" w:hAnsi="Calibri"/>
+          <w:sz w:val="21"/>
+        </w:rPr>
+        <w:t>).</w:t>
+      </w:r>
+    </w:p>
+    <w:p>
+      <w:pPr>
+        <w:pStyle w:val="ListBullet"/>
+        <w:ind w:left="714"/>
+      </w:pPr>
+      <w:r>
+        <w:rPr>
+          <w:rFonts w:ascii="Consolas" w:hAnsi="Consolas"/>
+          <w:color w:val="0F172A"/>
+          <w:sz w:val="18"/>
+          <w:shd w:fill="F1F5F9"/>
+        </w:rPr>
+        <w:t>REGISTRO_DIARIO!$B:$B; "&lt;=" &amp; (FILTRO_FECHAS!$D$2 + 1)</w:t>
+      </w:r>
+      <w:r>
+        <w:rPr>
+          <w:rFonts w:ascii="Calibri" w:hAnsi="Calibri"/>
+          <w:sz w:val="21"/>
+        </w:rPr>
+        <w:t xml:space="preserve">: Rango y criterio de cierre de ciclo. Se adiciona </w:t>
+      </w:r>
+      <w:r>
+        <w:rPr>
+          <w:rFonts w:ascii="Consolas" w:hAnsi="Consolas"/>
+          <w:color w:val="0F172A"/>
+          <w:sz w:val="18"/>
+          <w:shd w:fill="F1F5F9"/>
+        </w:rPr>
+        <w:t>+ 1</w:t>
+      </w:r>
+      <w:r>
+        <w:rPr>
+          <w:rFonts w:ascii="Calibri" w:hAnsi="Calibri"/>
+          <w:sz w:val="21"/>
+        </w:rPr>
+        <w:t xml:space="preserve"> a la fecha final (</w:t>
+      </w:r>
+      <w:r>
+        <w:rPr>
+          <w:rFonts w:ascii="Consolas" w:hAnsi="Consolas"/>
+          <w:color w:val="0F172A"/>
+          <w:sz w:val="18"/>
+          <w:shd w:fill="F1F5F9"/>
+        </w:rPr>
+        <w:t>Quincena_Fin</w:t>
+      </w:r>
+      <w:r>
+        <w:rPr>
+          <w:rFonts w:ascii="Calibri" w:hAnsi="Calibri"/>
+          <w:sz w:val="21"/>
+        </w:rPr>
+        <w:t>) para abarcar la totalidad de registros generados durante la jornada hasta las 23:59:59.</w:t>
+      </w:r>
+    </w:p>
+    <w:p>
+      <w:pPr>
+        <w:pStyle w:val="ListBullet"/>
         <w:ind w:left="357"/>
       </w:pPr>
       <w:r>
@@ -4657,7 +4885,7 @@
           <w:b/>
           <w:sz w:val="21"/>
         </w:rPr>
-        <w:t>:</w:t>
+        <w:t xml:space="preserve"> (Consolidación de Quincena 1 + Quincena 2):</w:t>
       </w:r>
     </w:p>
     <w:tbl>
@@ -4694,7 +4922,7 @@
               <w:pStyle w:val="Bloque_Codigo"/>
             </w:pPr>
             <w:r>
-              <w:t xml:space="preserve">  =SI(A2 = ""; ""; SUMAR.SI.CONJUNTO(REGISTRO_DIARIO!$E:$E; REGISTRO_DIARIO!$C:$C; A2; REGISTRO_DIARIO!$B:$B; "&gt;=" &amp; FILTRO_FECHAS!$E$2; REGISTRO_DIARIO!$B:$B; "&lt;=" &amp; (FILTRO_FECHAS!$F$2 + 1)))</w:t>
+              <w:t xml:space="preserve">  =SI(A2 = ""; ""; H2 + L2)</w:t>
             </w:r>
           </w:p>
         </w:tc>
@@ -4708,7 +4936,7 @@
     <w:p>
       <w:pPr>
         <w:pStyle w:val="ListBullet"/>
-        <w:ind w:left="357"/>
+        <w:ind w:left="714"/>
       </w:pPr>
       <w:r>
         <w:rPr>
@@ -4724,13 +4952,13 @@
           <w:rFonts w:ascii="Calibri" w:hAnsi="Calibri"/>
           <w:sz w:val="21"/>
         </w:rPr>
-        <w:t>: Condicional de seguridad por ausencia de empleado.</w:t>
+        <w:t>: Condicional de seguridad ante filas vacías.</w:t>
       </w:r>
     </w:p>
     <w:p>
       <w:pPr>
         <w:pStyle w:val="ListBullet"/>
-        <w:ind w:left="357"/>
+        <w:ind w:left="714"/>
       </w:pPr>
       <w:r>
         <w:rPr>
@@ -4739,14 +4967,14 @@
           <w:sz w:val="18"/>
           <w:shd w:fill="F1F5F9"/>
         </w:rPr>
-        <w:t>SUMAR.SI.CONJUNTO(...)</w:t>
-      </w:r>
-      <w:r>
-        <w:rPr>
-          <w:rFonts w:ascii="Calibri" w:hAnsi="Calibri"/>
-          <w:sz w:val="21"/>
-        </w:rPr>
-        <w:t>: Función de suma condicional:</w:t>
+        <w:t>H2</w:t>
+      </w:r>
+      <w:r>
+        <w:rPr>
+          <w:rFonts w:ascii="Calibri" w:hAnsi="Calibri"/>
+          <w:sz w:val="21"/>
+        </w:rPr>
+        <w:t>: Celda que almacena el total de puntos acumulados en la Quincena 1 (días 1 al 15 del mes).</w:t>
       </w:r>
     </w:p>
     <w:p>
@@ -4761,15 +4989,21 @@
           <w:sz w:val="18"/>
           <w:shd w:fill="F1F5F9"/>
         </w:rPr>
-        <w:t>REGISTRO_DIARIO!$E:$E</w:t>
-      </w:r>
-      <w:r>
-        <w:rPr>
-          <w:rFonts w:ascii="Calibri" w:hAnsi="Calibri"/>
-          <w:sz w:val="21"/>
-        </w:rPr>
-        <w:t xml:space="preserve">: Rango de suma. Columna </w:t>
-      </w:r>
+        <w:t>+</w:t>
+      </w:r>
+      <w:r>
+        <w:rPr>
+          <w:rFonts w:ascii="Calibri" w:hAnsi="Calibri"/>
+          <w:sz w:val="21"/>
+        </w:rPr>
+        <w:t>: Operador de adición aritmética directa.</w:t>
+      </w:r>
+    </w:p>
+    <w:p>
+      <w:pPr>
+        <w:pStyle w:val="ListBullet"/>
+        <w:ind w:left="714"/>
+      </w:pPr>
       <w:r>
         <w:rPr>
           <w:rFonts w:ascii="Consolas" w:hAnsi="Consolas"/>
@@ -4777,14 +5011,14 @@
           <w:sz w:val="18"/>
           <w:shd w:fill="F1F5F9"/>
         </w:rPr>
-        <w:t>Puntos_Esfuerzo</w:t>
-      </w:r>
-      <w:r>
-        <w:rPr>
-          <w:rFonts w:ascii="Calibri" w:hAnsi="Calibri"/>
-          <w:sz w:val="21"/>
-        </w:rPr>
-        <w:t xml:space="preserve"> donde se registra el puntaje único de despacho asignado por el despachador (1 a 5).</w:t>
+        <w:t>L2</w:t>
+      </w:r>
+      <w:r>
+        <w:rPr>
+          <w:rFonts w:ascii="Calibri" w:hAnsi="Calibri"/>
+          <w:sz w:val="21"/>
+        </w:rPr>
+        <w:t>: Celda que almacena el total de puntos acumulados en la Quincena 2 (días 16 al fin de mes).</w:t>
       </w:r>
     </w:p>
     <w:p>
@@ -4794,229 +5028,74 @@
       </w:pPr>
       <w:r>
         <w:rPr>
+          <w:rFonts w:ascii="Calibri" w:hAnsi="Calibri"/>
+          <w:i/>
+          <w:sz w:val="21"/>
+        </w:rPr>
+        <w:t>Propósito:</w:t>
+      </w:r>
+      <w:r>
+        <w:rPr>
+          <w:rFonts w:ascii="Calibri" w:hAnsi="Calibri"/>
+          <w:sz w:val="21"/>
+        </w:rPr>
+        <w:t xml:space="preserve"> Consolida el volumen total de despachos procesados en los 30/31 días del mes calendario.</w:t>
+      </w:r>
+    </w:p>
+    <w:p>
+      <w:pPr>
+        <w:pStyle w:val="Heading3"/>
+      </w:pPr>
+      <w:r>
+        <w:rPr>
+          <w:rFonts w:ascii="Calibri" w:hAnsi="Calibri"/>
+          <w:b/>
+          <w:color w:val="374151"/>
+          <w:sz w:val="23"/>
+        </w:rPr>
+        <w:t>4.2.4. Columna D: Bono de Productividad</w:t>
+      </w:r>
+    </w:p>
+    <w:p>
+      <w:pPr/>
+      <w:r>
+        <w:rPr>
+          <w:rFonts w:ascii="Calibri" w:hAnsi="Calibri"/>
+          <w:sz w:val="22"/>
+        </w:rPr>
+        <w:t>Calcula la retribución económica correspondiente al volumen de esfuerzo alcanzado evaluando la matriz de escalas salariales:</w:t>
+      </w:r>
+    </w:p>
+    <w:p>
+      <w:pPr>
+        <w:pStyle w:val="ListBullet"/>
+        <w:ind w:left="357"/>
+      </w:pPr>
+      <w:r>
+        <w:rPr>
+          <w:rFonts w:ascii="Calibri" w:hAnsi="Calibri"/>
+          <w:b/>
+          <w:sz w:val="21"/>
+        </w:rPr>
+        <w:t xml:space="preserve">En </w:t>
+      </w:r>
+      <w:r>
+        <w:rPr>
           <w:rFonts w:ascii="Consolas" w:hAnsi="Consolas"/>
+          <w:b/>
           <w:color w:val="0F172A"/>
           <w:sz w:val="18"/>
           <w:shd w:fill="F1F5F9"/>
         </w:rPr>
-        <w:t>REGISTRO_DIARIO!$C:$C</w:t>
-      </w:r>
-      <w:r>
-        <w:rPr>
-          <w:rFonts w:ascii="Calibri" w:hAnsi="Calibri"/>
-          <w:sz w:val="21"/>
-        </w:rPr>
-        <w:t>: Rango de criterios 1. Columna de empleados en el histórico de despachos.</w:t>
-      </w:r>
-    </w:p>
-    <w:p>
-      <w:pPr>
-        <w:pStyle w:val="ListBullet"/>
-        <w:ind w:left="714"/>
-      </w:pPr>
-      <w:r>
-        <w:rPr>
-          <w:rFonts w:ascii="Consolas" w:hAnsi="Consolas"/>
-          <w:color w:val="0F172A"/>
-          <w:sz w:val="18"/>
-          <w:shd w:fill="F1F5F9"/>
-        </w:rPr>
-        <w:t>A2</w:t>
-      </w:r>
-      <w:r>
-        <w:rPr>
-          <w:rFonts w:ascii="Calibri" w:hAnsi="Calibri"/>
-          <w:sz w:val="21"/>
-        </w:rPr>
-        <w:t xml:space="preserve">: Criterio 1. Código identificador </w:t>
-      </w:r>
-      <w:r>
-        <w:rPr>
-          <w:rFonts w:ascii="Consolas" w:hAnsi="Consolas"/>
-          <w:color w:val="0F172A"/>
-          <w:sz w:val="18"/>
-          <w:shd w:fill="F1F5F9"/>
-        </w:rPr>
-        <w:t>ID_Empleado</w:t>
-      </w:r>
-      <w:r>
-        <w:rPr>
-          <w:rFonts w:ascii="Calibri" w:hAnsi="Calibri"/>
-          <w:sz w:val="21"/>
-        </w:rPr>
-        <w:t xml:space="preserve"> a evaluar.</w:t>
-      </w:r>
-    </w:p>
-    <w:p>
-      <w:pPr>
-        <w:pStyle w:val="ListBullet"/>
-        <w:ind w:left="714"/>
-      </w:pPr>
-      <w:r>
-        <w:rPr>
-          <w:rFonts w:ascii="Consolas" w:hAnsi="Consolas"/>
-          <w:color w:val="0F172A"/>
-          <w:sz w:val="18"/>
-          <w:shd w:fill="F1F5F9"/>
-        </w:rPr>
-        <w:t>REGISTRO_DIARIO!$B:$B</w:t>
-      </w:r>
-      <w:r>
-        <w:rPr>
-          <w:rFonts w:ascii="Calibri" w:hAnsi="Calibri"/>
-          <w:sz w:val="21"/>
-        </w:rPr>
-        <w:t>: Rango de criterios 2 y 3. Columna que contiene la marca de tiempo de auditoría (</w:t>
-      </w:r>
-      <w:r>
-        <w:rPr>
-          <w:rFonts w:ascii="Consolas" w:hAnsi="Consolas"/>
-          <w:color w:val="0F172A"/>
-          <w:sz w:val="18"/>
-          <w:shd w:fill="F1F5F9"/>
-        </w:rPr>
-        <w:t>DateTime</w:t>
-      </w:r>
-      <w:r>
-        <w:rPr>
-          <w:rFonts w:ascii="Calibri" w:hAnsi="Calibri"/>
-          <w:sz w:val="21"/>
-        </w:rPr>
-        <w:t>).</w:t>
-      </w:r>
-    </w:p>
-    <w:p>
-      <w:pPr>
-        <w:pStyle w:val="ListBullet"/>
-        <w:ind w:left="714"/>
-      </w:pPr>
-      <w:r>
-        <w:rPr>
-          <w:rFonts w:ascii="Consolas" w:hAnsi="Consolas"/>
-          <w:color w:val="0F172A"/>
-          <w:sz w:val="18"/>
-          <w:shd w:fill="F1F5F9"/>
-        </w:rPr>
-        <w:t>"&gt;=" &amp; FILTRO_FECHAS!$C$2</w:t>
-      </w:r>
-      <w:r>
-        <w:rPr>
-          <w:rFonts w:ascii="Calibri" w:hAnsi="Calibri"/>
-          <w:sz w:val="21"/>
-        </w:rPr>
-        <w:t xml:space="preserve"> </w:t>
-      </w:r>
-      <w:r>
-        <w:rPr>
-          <w:rFonts w:ascii="Calibri" w:hAnsi="Calibri"/>
-          <w:i/>
-          <w:sz w:val="21"/>
-        </w:rPr>
-        <w:t xml:space="preserve">(o </w:t>
-      </w:r>
-      <w:r>
-        <w:rPr>
-          <w:rFonts w:ascii="Consolas" w:hAnsi="Consolas"/>
-          <w:i/>
-          <w:color w:val="0F172A"/>
-          <w:sz w:val="18"/>
-          <w:shd w:fill="F1F5F9"/>
-        </w:rPr>
-        <w:t>$E$2</w:t>
-      </w:r>
-      <w:r>
-        <w:rPr>
-          <w:rFonts w:ascii="Calibri" w:hAnsi="Calibri"/>
-          <w:i/>
-          <w:sz w:val="21"/>
-        </w:rPr>
-        <w:t xml:space="preserve"> en mensual)</w:t>
-      </w:r>
-      <w:r>
-        <w:rPr>
-          <w:rFonts w:ascii="Calibri" w:hAnsi="Calibri"/>
-          <w:sz w:val="21"/>
-        </w:rPr>
-        <w:t>: Criterio 2. Limita los registros a aquellos cuya fecha sea mayor o igual al inicio del ciclo de consulta.</w:t>
-      </w:r>
-    </w:p>
-    <w:p>
-      <w:pPr>
-        <w:pStyle w:val="ListBullet"/>
-        <w:ind w:left="714"/>
-      </w:pPr>
-      <w:r>
-        <w:rPr>
-          <w:rFonts w:ascii="Consolas" w:hAnsi="Consolas"/>
-          <w:color w:val="0F172A"/>
-          <w:sz w:val="18"/>
-          <w:shd w:fill="F1F5F9"/>
-        </w:rPr>
-        <w:t>"&lt;=" &amp; (FILTRO_FECHAS!$D$2 + 1)</w:t>
-      </w:r>
-      <w:r>
-        <w:rPr>
-          <w:rFonts w:ascii="Calibri" w:hAnsi="Calibri"/>
-          <w:sz w:val="21"/>
-        </w:rPr>
-        <w:t xml:space="preserve"> </w:t>
-      </w:r>
-      <w:r>
-        <w:rPr>
-          <w:rFonts w:ascii="Calibri" w:hAnsi="Calibri"/>
-          <w:i/>
-          <w:sz w:val="21"/>
-        </w:rPr>
-        <w:t xml:space="preserve">(o </w:t>
-      </w:r>
-      <w:r>
-        <w:rPr>
-          <w:rFonts w:ascii="Consolas" w:hAnsi="Consolas"/>
-          <w:i/>
-          <w:color w:val="0F172A"/>
-          <w:sz w:val="18"/>
-          <w:shd w:fill="F1F5F9"/>
-        </w:rPr>
-        <w:t>$F$2 + 1</w:t>
-      </w:r>
-      <w:r>
-        <w:rPr>
-          <w:rFonts w:ascii="Calibri" w:hAnsi="Calibri"/>
-          <w:i/>
-          <w:sz w:val="21"/>
-        </w:rPr>
-        <w:t xml:space="preserve"> en mensual)</w:t>
-      </w:r>
-      <w:r>
-        <w:rPr>
-          <w:rFonts w:ascii="Calibri" w:hAnsi="Calibri"/>
-          <w:sz w:val="21"/>
-        </w:rPr>
-        <w:t>: Criterio 3. Limita los registros a aquellos cuya fecha sea menor o igual al día final del periodo más 1 unidad para incluir todas las transacciones hasta las 23:59:59.</w:t>
-      </w:r>
-    </w:p>
-    <w:p>
-      <w:pPr>
-        <w:pStyle w:val="Heading3"/>
-      </w:pPr>
+        <w:t>RESUMEN_QUINCENAL</w:t>
+      </w:r>
       <w:r>
         <w:rPr>
           <w:rFonts w:ascii="Calibri" w:hAnsi="Calibri"/>
           <w:b/>
-          <w:color w:val="374151"/>
-          <w:sz w:val="23"/>
-        </w:rPr>
-        <w:t>4.2.4. Columna D: Bono de Productividad</w:t>
-      </w:r>
-    </w:p>
-    <w:p>
-      <w:pPr/>
-      <w:r>
-        <w:rPr>
-          <w:rFonts w:ascii="Calibri" w:hAnsi="Calibri"/>
-          <w:sz w:val="22"/>
-        </w:rPr>
-        <w:t>Determina la retribución económica correspondiente a los puntos obtenidos evaluando la matriz escalonada:</w:t>
+          <w:sz w:val="21"/>
+        </w:rPr>
+        <w:t xml:space="preserve"> (Cálculo directo sobre matriz):</w:t>
       </w:r>
     </w:p>
     <w:tbl>
@@ -5053,7 +5132,7 @@
               <w:pStyle w:val="Bloque_Codigo"/>
             </w:pPr>
             <w:r>
-              <w:t>=SI(A2 = ""; ""; SI(C2 &lt;= CONFIGURACION!$B$2; 0; BUSCARV(C2; CONFIGURACION!$A$8:$C$11; 3; VERDADERO)))</w:t>
+              <w:t xml:space="preserve">  =SI(A2 = ""; ""; SI(C2 &lt;= CONFIGURACION!$B$2; 0; BUSCARV(C2; CONFIGURACION!$A$8:$C$11; 3; VERDADERO)))</w:t>
             </w:r>
           </w:p>
         </w:tc>
@@ -5067,7 +5146,7 @@
     <w:p>
       <w:pPr>
         <w:pStyle w:val="ListBullet"/>
-        <w:ind w:left="357"/>
+        <w:ind w:left="714"/>
       </w:pPr>
       <w:r>
         <w:rPr>
@@ -5089,7 +5168,7 @@
     <w:p>
       <w:pPr>
         <w:pStyle w:val="ListBullet"/>
-        <w:ind w:left="357"/>
+        <w:ind w:left="714"/>
       </w:pPr>
       <w:r>
         <w:rPr>
@@ -5105,7 +5184,22 @@
           <w:rFonts w:ascii="Calibri" w:hAnsi="Calibri"/>
           <w:sz w:val="21"/>
         </w:rPr>
-        <w:t xml:space="preserve">: Umbral de rentabilidad operativa. Evalúa el acumulado de puntos de la celda </w:t>
+        <w:t xml:space="preserve">: </w:t>
+      </w:r>
+      <w:r>
+        <w:rPr>
+          <w:rFonts w:ascii="Calibri" w:hAnsi="Calibri"/>
+          <w:b/>
+          <w:sz w:val="21"/>
+        </w:rPr>
+        <w:t>Umbral de rentabilidad operativa.</w:t>
+      </w:r>
+      <w:r>
+        <w:rPr>
+          <w:rFonts w:ascii="Calibri" w:hAnsi="Calibri"/>
+          <w:sz w:val="21"/>
+        </w:rPr>
+        <w:t xml:space="preserve"> Compara los puntos obtenidos en </w:t>
       </w:r>
       <w:r>
         <w:rPr>
@@ -5121,7 +5215,7 @@
           <w:rFonts w:ascii="Calibri" w:hAnsi="Calibri"/>
           <w:sz w:val="21"/>
         </w:rPr>
-        <w:t xml:space="preserve"> (</w:t>
+        <w:t xml:space="preserve"> frente a la meta mínima fijada en </w:t>
       </w:r>
       <w:r>
         <w:rPr>
@@ -5130,14 +5224,14 @@
           <w:sz w:val="18"/>
           <w:shd w:fill="F1F5F9"/>
         </w:rPr>
-        <w:t>Total_Puntos</w:t>
-      </w:r>
-      <w:r>
-        <w:rPr>
-          <w:rFonts w:ascii="Calibri" w:hAnsi="Calibri"/>
-          <w:sz w:val="21"/>
-        </w:rPr>
-        <w:t xml:space="preserve">) frente a la meta mínima fijada en </w:t>
+        <w:t>CONFIGURACION!$B$2</w:t>
+      </w:r>
+      <w:r>
+        <w:rPr>
+          <w:rFonts w:ascii="Calibri" w:hAnsi="Calibri"/>
+          <w:sz w:val="21"/>
+        </w:rPr>
+        <w:t xml:space="preserve"> (</w:t>
       </w:r>
       <w:r>
         <w:rPr>
@@ -5146,14 +5240,14 @@
           <w:sz w:val="18"/>
           <w:shd w:fill="F1F5F9"/>
         </w:rPr>
-        <w:t>CONFIGURACION!$B$2</w:t>
-      </w:r>
-      <w:r>
-        <w:rPr>
-          <w:rFonts w:ascii="Calibri" w:hAnsi="Calibri"/>
-          <w:sz w:val="21"/>
-        </w:rPr>
-        <w:t xml:space="preserve"> (</w:t>
+        <w:t>100</w:t>
+      </w:r>
+      <w:r>
+        <w:rPr>
+          <w:rFonts w:ascii="Calibri" w:hAnsi="Calibri"/>
+          <w:sz w:val="21"/>
+        </w:rPr>
+        <w:t xml:space="preserve"> puntos quincenales). Si el acumulado es menor o igual a 100, asigna </w:t>
       </w:r>
       <w:r>
         <w:rPr>
@@ -5162,15 +5256,21 @@
           <w:sz w:val="18"/>
           <w:shd w:fill="F1F5F9"/>
         </w:rPr>
-        <w:t>100</w:t>
-      </w:r>
-      <w:r>
-        <w:rPr>
-          <w:rFonts w:ascii="Calibri" w:hAnsi="Calibri"/>
-          <w:sz w:val="21"/>
-        </w:rPr>
-        <w:t xml:space="preserve"> puntos). Si no se supera el umbral, asigna </w:t>
-      </w:r>
+        <w:t>$0</w:t>
+      </w:r>
+      <w:r>
+        <w:rPr>
+          <w:rFonts w:ascii="Calibri" w:hAnsi="Calibri"/>
+          <w:sz w:val="21"/>
+        </w:rPr>
+        <w:t>.</w:t>
+      </w:r>
+    </w:p>
+    <w:p>
+      <w:pPr>
+        <w:pStyle w:val="ListBullet"/>
+        <w:ind w:left="714"/>
+      </w:pPr>
       <w:r>
         <w:rPr>
           <w:rFonts w:ascii="Consolas" w:hAnsi="Consolas"/>
@@ -5178,20 +5278,35 @@
           <w:sz w:val="18"/>
           <w:shd w:fill="F1F5F9"/>
         </w:rPr>
-        <w:t>$0</w:t>
-      </w:r>
-      <w:r>
-        <w:rPr>
-          <w:rFonts w:ascii="Calibri" w:hAnsi="Calibri"/>
-          <w:sz w:val="21"/>
-        </w:rPr>
-        <w:t>.</w:t>
+        <w:t>BUSCARV(...)</w:t>
+      </w:r>
+      <w:r>
+        <w:rPr>
+          <w:rFonts w:ascii="Calibri" w:hAnsi="Calibri"/>
+          <w:sz w:val="21"/>
+        </w:rPr>
+        <w:t xml:space="preserve"> </w:t>
+      </w:r>
+      <w:r>
+        <w:rPr>
+          <w:rFonts w:ascii="Calibri" w:hAnsi="Calibri"/>
+          <w:i/>
+          <w:sz w:val="21"/>
+        </w:rPr>
+        <w:t>(Búsqueda aproximada en matriz de escala)</w:t>
+      </w:r>
+      <w:r>
+        <w:rPr>
+          <w:rFonts w:ascii="Calibri" w:hAnsi="Calibri"/>
+          <w:sz w:val="21"/>
+        </w:rPr>
+        <w:t>:</w:t>
       </w:r>
     </w:p>
     <w:p>
       <w:pPr>
         <w:pStyle w:val="ListBullet"/>
-        <w:ind w:left="357"/>
+        <w:ind w:left="714"/>
       </w:pPr>
       <w:r>
         <w:rPr>
@@ -5200,36 +5315,15 @@
           <w:sz w:val="18"/>
           <w:shd w:fill="F1F5F9"/>
         </w:rPr>
-        <w:t>BUSCARV(...)</w:t>
-      </w:r>
-      <w:r>
-        <w:rPr>
-          <w:rFonts w:ascii="Calibri" w:hAnsi="Calibri"/>
-          <w:sz w:val="21"/>
-        </w:rPr>
-        <w:t xml:space="preserve"> </w:t>
-      </w:r>
-      <w:r>
-        <w:rPr>
-          <w:rFonts w:ascii="Calibri" w:hAnsi="Calibri"/>
-          <w:i/>
-          <w:sz w:val="21"/>
-        </w:rPr>
-        <w:t>(Búsqueda escalonada)</w:t>
-      </w:r>
-      <w:r>
-        <w:rPr>
-          <w:rFonts w:ascii="Calibri" w:hAnsi="Calibri"/>
-          <w:sz w:val="21"/>
-        </w:rPr>
-        <w:t>:</w:t>
-      </w:r>
-    </w:p>
-    <w:p>
-      <w:pPr>
-        <w:pStyle w:val="ListBullet"/>
-        <w:ind w:left="714"/>
-      </w:pPr>
+        <w:t>C2</w:t>
+      </w:r>
+      <w:r>
+        <w:rPr>
+          <w:rFonts w:ascii="Calibri" w:hAnsi="Calibri"/>
+          <w:sz w:val="21"/>
+        </w:rPr>
+        <w:t>: Valor de entrada a calificar (</w:t>
+      </w:r>
       <w:r>
         <w:rPr>
           <w:rFonts w:ascii="Consolas" w:hAnsi="Consolas"/>
@@ -5237,15 +5331,21 @@
           <w:sz w:val="18"/>
           <w:shd w:fill="F1F5F9"/>
         </w:rPr>
-        <w:t>C2</w:t>
-      </w:r>
-      <w:r>
-        <w:rPr>
-          <w:rFonts w:ascii="Calibri" w:hAnsi="Calibri"/>
-          <w:sz w:val="21"/>
-        </w:rPr>
-        <w:t>: Valor de entrada a calificar (</w:t>
-      </w:r>
+        <w:t>Total_Puntos</w:t>
+      </w:r>
+      <w:r>
+        <w:rPr>
+          <w:rFonts w:ascii="Calibri" w:hAnsi="Calibri"/>
+          <w:sz w:val="21"/>
+        </w:rPr>
+        <w:t>).</w:t>
+      </w:r>
+    </w:p>
+    <w:p>
+      <w:pPr>
+        <w:pStyle w:val="ListBullet"/>
+        <w:ind w:left="714"/>
+      </w:pPr>
       <w:r>
         <w:rPr>
           <w:rFonts w:ascii="Consolas" w:hAnsi="Consolas"/>
@@ -5253,21 +5353,15 @@
           <w:sz w:val="18"/>
           <w:shd w:fill="F1F5F9"/>
         </w:rPr>
-        <w:t>Total_Puntos</w:t>
-      </w:r>
-      <w:r>
-        <w:rPr>
-          <w:rFonts w:ascii="Calibri" w:hAnsi="Calibri"/>
-          <w:sz w:val="21"/>
-        </w:rPr>
-        <w:t>).</w:t>
-      </w:r>
-    </w:p>
-    <w:p>
-      <w:pPr>
-        <w:pStyle w:val="ListBullet"/>
-        <w:ind w:left="714"/>
-      </w:pPr>
+        <w:t>CONFIGURACION!$A$8:$C$11</w:t>
+      </w:r>
+      <w:r>
+        <w:rPr>
+          <w:rFonts w:ascii="Calibri" w:hAnsi="Calibri"/>
+          <w:sz w:val="21"/>
+        </w:rPr>
+        <w:t>: Matriz fija de rangos salariales (</w:t>
+      </w:r>
       <w:r>
         <w:rPr>
           <w:rFonts w:ascii="Consolas" w:hAnsi="Consolas"/>
@@ -5275,14 +5369,14 @@
           <w:sz w:val="18"/>
           <w:shd w:fill="F1F5F9"/>
         </w:rPr>
-        <w:t>CONFIGURACION!$A$8:$C$11</w:t>
-      </w:r>
-      <w:r>
-        <w:rPr>
-          <w:rFonts w:ascii="Calibri" w:hAnsi="Calibri"/>
-          <w:sz w:val="21"/>
-        </w:rPr>
-        <w:t>: Matriz fija de escalas salariales (</w:t>
+        <w:t>101 pts → $150.000</w:t>
+      </w:r>
+      <w:r>
+        <w:rPr>
+          <w:rFonts w:ascii="Calibri" w:hAnsi="Calibri"/>
+          <w:sz w:val="21"/>
+        </w:rPr>
+        <w:t xml:space="preserve">, </w:t>
       </w:r>
       <w:r>
         <w:rPr>
@@ -5291,7 +5385,7 @@
           <w:sz w:val="18"/>
           <w:shd w:fill="F1F5F9"/>
         </w:rPr>
-        <w:t>101 pts → $150.000</w:t>
+        <w:t>121 pts → $300.000</w:t>
       </w:r>
       <w:r>
         <w:rPr>
@@ -5307,7 +5401,7 @@
           <w:sz w:val="18"/>
           <w:shd w:fill="F1F5F9"/>
         </w:rPr>
-        <w:t>121 pts → $300.000</w:t>
+        <w:t>151 pts → $450.000</w:t>
       </w:r>
       <w:r>
         <w:rPr>
@@ -5323,15 +5417,21 @@
           <w:sz w:val="18"/>
           <w:shd w:fill="F1F5F9"/>
         </w:rPr>
-        <w:t>151 pts → $450.000</w:t>
-      </w:r>
-      <w:r>
-        <w:rPr>
-          <w:rFonts w:ascii="Calibri" w:hAnsi="Calibri"/>
-          <w:sz w:val="21"/>
-        </w:rPr>
-        <w:t xml:space="preserve">, </w:t>
-      </w:r>
+        <w:t>181 pts → $600.000</w:t>
+      </w:r>
+      <w:r>
+        <w:rPr>
+          <w:rFonts w:ascii="Calibri" w:hAnsi="Calibri"/>
+          <w:sz w:val="21"/>
+        </w:rPr>
+        <w:t>).</w:t>
+      </w:r>
+    </w:p>
+    <w:p>
+      <w:pPr>
+        <w:pStyle w:val="ListBullet"/>
+        <w:ind w:left="714"/>
+      </w:pPr>
       <w:r>
         <w:rPr>
           <w:rFonts w:ascii="Consolas" w:hAnsi="Consolas"/>
@@ -5339,14 +5439,14 @@
           <w:sz w:val="18"/>
           <w:shd w:fill="F1F5F9"/>
         </w:rPr>
-        <w:t>181 pts → $600.000</w:t>
-      </w:r>
-      <w:r>
-        <w:rPr>
-          <w:rFonts w:ascii="Calibri" w:hAnsi="Calibri"/>
-          <w:sz w:val="21"/>
-        </w:rPr>
-        <w:t>).</w:t>
+        <w:t>3</w:t>
+      </w:r>
+      <w:r>
+        <w:rPr>
+          <w:rFonts w:ascii="Calibri" w:hAnsi="Calibri"/>
+          <w:sz w:val="21"/>
+        </w:rPr>
+        <w:t>: Indicador de la columna de la matriz que retorna el valor monetario a pagar.</w:t>
       </w:r>
     </w:p>
     <w:p>
@@ -5361,15 +5461,92 @@
           <w:sz w:val="18"/>
           <w:shd w:fill="F1F5F9"/>
         </w:rPr>
-        <w:t>3</w:t>
-      </w:r>
-      <w:r>
-        <w:rPr>
-          <w:rFonts w:ascii="Calibri" w:hAnsi="Calibri"/>
-          <w:sz w:val="21"/>
-        </w:rPr>
-        <w:t>: Indicador de la columna que devuelve el valor monetario correspondiente.</w:t>
-      </w:r>
+        <w:t>VERDADERO</w:t>
+      </w:r>
+      <w:r>
+        <w:rPr>
+          <w:rFonts w:ascii="Calibri" w:hAnsi="Calibri"/>
+          <w:sz w:val="21"/>
+        </w:rPr>
+        <w:t>: Búsqueda por aproximación que ubica el escalón salarial inmediatamente inferior o igual alcanzado por el trabajador.</w:t>
+      </w:r>
+    </w:p>
+    <w:p>
+      <w:pPr>
+        <w:pStyle w:val="ListBullet"/>
+        <w:ind w:left="357"/>
+      </w:pPr>
+      <w:r>
+        <w:rPr>
+          <w:rFonts w:ascii="Calibri" w:hAnsi="Calibri"/>
+          <w:b/>
+          <w:sz w:val="21"/>
+        </w:rPr>
+        <w:t xml:space="preserve">En </w:t>
+      </w:r>
+      <w:r>
+        <w:rPr>
+          <w:rFonts w:ascii="Consolas" w:hAnsi="Consolas"/>
+          <w:b/>
+          <w:color w:val="0F172A"/>
+          <w:sz w:val="18"/>
+          <w:shd w:fill="F1F5F9"/>
+        </w:rPr>
+        <w:t>RESUMEN_MENSUAL</w:t>
+      </w:r>
+      <w:r>
+        <w:rPr>
+          <w:rFonts w:ascii="Calibri" w:hAnsi="Calibri"/>
+          <w:b/>
+          <w:sz w:val="21"/>
+        </w:rPr>
+        <w:t xml:space="preserve"> (Consolidación financiera exacta):</w:t>
+      </w:r>
+    </w:p>
+    <w:tbl>
+      <w:tblPr>
+        <w:tblW w:type="auto" w:w="0"/>
+        <w:jc w:val="center"/>
+        <w:tblLook w:firstColumn="1" w:firstRow="1" w:lastColumn="0" w:lastRow="0" w:noHBand="0" w:noVBand="1" w:val="04A0"/>
+        <w:tblBorders>
+          <w:top w:val="single" w:sz="4" w:space="0" w:color="CBD5E1"/>
+          <w:bottom w:val="single" w:sz="4" w:space="0" w:color="CBD5E1"/>
+          <w:left w:val="single" w:sz="4" w:space="0" w:color="CBD5E1"/>
+          <w:right w:val="single" w:sz="4" w:space="0" w:color="CBD5E1"/>
+          <w:insideH w:val="none"/>
+          <w:insideV w:val="none"/>
+        </w:tblBorders>
+      </w:tblPr>
+      <w:tblGrid>
+        <w:gridCol w:w="9406"/>
+      </w:tblGrid>
+      <w:tr>
+        <w:tc>
+          <w:tcPr>
+            <w:tcW w:type="dxa" w:w="9071"/>
+            <w:shd w:fill="F8FAFC"/>
+            <w:tcMar>
+              <w:top w:w="110" w:type="dxa"/>
+              <w:bottom w:w="110" w:type="dxa"/>
+              <w:left w:w="140" w:type="dxa"/>
+              <w:right w:w="140" w:type="dxa"/>
+            </w:tcMar>
+          </w:tcPr>
+          <w:p>
+            <w:pPr>
+              <w:pStyle w:val="Bloque_Codigo"/>
+            </w:pPr>
+            <w:r>
+              <w:t xml:space="preserve">  =SI(A2 = ""; ""; I2 + M2)</w:t>
+            </w:r>
+          </w:p>
+        </w:tc>
+      </w:tr>
+    </w:tbl>
+    <w:p>
+      <w:pPr>
+        <w:spacing w:before="0" w:after="80"/>
+      </w:pPr>
     </w:p>
     <w:p>
       <w:pPr>
@@ -5383,14 +5560,101 @@
           <w:sz w:val="18"/>
           <w:shd w:fill="F1F5F9"/>
         </w:rPr>
-        <w:t>VERDADERO</w:t>
-      </w:r>
-      <w:r>
-        <w:rPr>
-          <w:rFonts w:ascii="Calibri" w:hAnsi="Calibri"/>
-          <w:sz w:val="21"/>
-        </w:rPr>
-        <w:t>: Búsqueda de aproximación que localiza el escalón numérico inmediatamente inferior o igual al valor obtenido.</w:t>
+        <w:t>=SI(A2 = ""; ""; ...)</w:t>
+      </w:r>
+      <w:r>
+        <w:rPr>
+          <w:rFonts w:ascii="Calibri" w:hAnsi="Calibri"/>
+          <w:sz w:val="21"/>
+        </w:rPr>
+        <w:t>: Condicional de seguridad por ausencia de empleado.</w:t>
+      </w:r>
+    </w:p>
+    <w:p>
+      <w:pPr>
+        <w:pStyle w:val="ListBullet"/>
+        <w:ind w:left="714"/>
+      </w:pPr>
+      <w:r>
+        <w:rPr>
+          <w:rFonts w:ascii="Consolas" w:hAnsi="Consolas"/>
+          <w:color w:val="0F172A"/>
+          <w:sz w:val="18"/>
+          <w:shd w:fill="F1F5F9"/>
+        </w:rPr>
+        <w:t>I2</w:t>
+      </w:r>
+      <w:r>
+        <w:rPr>
+          <w:rFonts w:ascii="Calibri" w:hAnsi="Calibri"/>
+          <w:sz w:val="21"/>
+        </w:rPr>
+        <w:t>: Importe monetario devengado por bono de productividad en la Quincena 1.</w:t>
+      </w:r>
+    </w:p>
+    <w:p>
+      <w:pPr>
+        <w:pStyle w:val="ListBullet"/>
+        <w:ind w:left="714"/>
+      </w:pPr>
+      <w:r>
+        <w:rPr>
+          <w:rFonts w:ascii="Consolas" w:hAnsi="Consolas"/>
+          <w:color w:val="0F172A"/>
+          <w:sz w:val="18"/>
+          <w:shd w:fill="F1F5F9"/>
+        </w:rPr>
+        <w:t>+</w:t>
+      </w:r>
+      <w:r>
+        <w:rPr>
+          <w:rFonts w:ascii="Calibri" w:hAnsi="Calibri"/>
+          <w:sz w:val="21"/>
+        </w:rPr>
+        <w:t>: Adición financiera de beneficios quincenales causados.</w:t>
+      </w:r>
+    </w:p>
+    <w:p>
+      <w:pPr>
+        <w:pStyle w:val="ListBullet"/>
+        <w:ind w:left="714"/>
+      </w:pPr>
+      <w:r>
+        <w:rPr>
+          <w:rFonts w:ascii="Consolas" w:hAnsi="Consolas"/>
+          <w:color w:val="0F172A"/>
+          <w:sz w:val="18"/>
+          <w:shd w:fill="F1F5F9"/>
+        </w:rPr>
+        <w:t>M2</w:t>
+      </w:r>
+      <w:r>
+        <w:rPr>
+          <w:rFonts w:ascii="Calibri" w:hAnsi="Calibri"/>
+          <w:sz w:val="21"/>
+        </w:rPr>
+        <w:t>: Importe monetario devengado por bono de productividad en la Quincena 2.</w:t>
+      </w:r>
+    </w:p>
+    <w:p>
+      <w:pPr>
+        <w:pStyle w:val="ListBullet"/>
+        <w:ind w:left="714"/>
+      </w:pPr>
+      <w:r>
+        <w:rPr>
+          <w:rFonts w:ascii="Calibri" w:hAnsi="Calibri"/>
+          <w:i/>
+          <w:sz w:val="21"/>
+        </w:rPr>
+        <w:t>Principio de equidad financiera:</w:t>
+      </w:r>
+      <w:r>
+        <w:rPr>
+          <w:rFonts w:ascii="Calibri" w:hAnsi="Calibri"/>
+          <w:sz w:val="21"/>
+        </w:rPr>
+        <w:t xml:space="preserve"> La liquidación mensual no evalúa la suma total de puntos sobre la escala quincenal (lo que inflaría indebidamente el bono al rango máximo de $600.000). En su lugar, totaliza de manera estricta lo ganado en cada quincena independiente.</w:t>
       </w:r>
     </w:p>
     <w:p>
@@ -5433,7 +5697,7 @@
           <w:rFonts w:ascii="Calibri" w:hAnsi="Calibri"/>
           <w:sz w:val="22"/>
         </w:rPr>
-        <w:t>Totaliza las penalizaciones asignadas por fallas en el despacho dentro del periodo:</w:t>
+        <w:t>Totaliza las penalizaciones numéricas asignadas por fallas en el despacho dentro del periodo evaluado:</w:t>
       </w:r>
     </w:p>
     <w:p>
@@ -5465,7 +5729,7 @@
           <w:b/>
           <w:sz w:val="21"/>
         </w:rPr>
-        <w:t>:</w:t>
+        <w:t xml:space="preserve"> (Cálculo directo por suma condicional):</w:t>
       </w:r>
     </w:p>
     <w:tbl>
@@ -5516,6 +5780,170 @@
     <w:p>
       <w:pPr>
         <w:pStyle w:val="ListBullet"/>
+        <w:ind w:left="714"/>
+      </w:pPr>
+      <w:r>
+        <w:rPr>
+          <w:rFonts w:ascii="Consolas" w:hAnsi="Consolas"/>
+          <w:color w:val="0F172A"/>
+          <w:sz w:val="18"/>
+          <w:shd w:fill="F1F5F9"/>
+        </w:rPr>
+        <w:t>=SI(A2 = ""; ""; ...)</w:t>
+      </w:r>
+      <w:r>
+        <w:rPr>
+          <w:rFonts w:ascii="Calibri" w:hAnsi="Calibri"/>
+          <w:sz w:val="21"/>
+        </w:rPr>
+        <w:t>: Condicional de seguridad por ausencia de empleado.</w:t>
+      </w:r>
+    </w:p>
+    <w:p>
+      <w:pPr>
+        <w:pStyle w:val="ListBullet"/>
+        <w:ind w:left="714"/>
+      </w:pPr>
+      <w:r>
+        <w:rPr>
+          <w:rFonts w:ascii="Consolas" w:hAnsi="Consolas"/>
+          <w:color w:val="0F172A"/>
+          <w:sz w:val="18"/>
+          <w:shd w:fill="F1F5F9"/>
+        </w:rPr>
+        <w:t>SUMAR.SI.CONJUNTO(...)</w:t>
+      </w:r>
+      <w:r>
+        <w:rPr>
+          <w:rFonts w:ascii="Calibri" w:hAnsi="Calibri"/>
+          <w:sz w:val="21"/>
+        </w:rPr>
+        <w:t>:</w:t>
+      </w:r>
+    </w:p>
+    <w:p>
+      <w:pPr>
+        <w:pStyle w:val="ListBullet"/>
+        <w:ind w:left="714"/>
+      </w:pPr>
+      <w:r>
+        <w:rPr>
+          <w:rFonts w:ascii="Consolas" w:hAnsi="Consolas"/>
+          <w:color w:val="0F172A"/>
+          <w:sz w:val="18"/>
+          <w:shd w:fill="F1F5F9"/>
+        </w:rPr>
+        <w:t>REGISTRO_DIARIO!$F:$F</w:t>
+      </w:r>
+      <w:r>
+        <w:rPr>
+          <w:rFonts w:ascii="Calibri" w:hAnsi="Calibri"/>
+          <w:sz w:val="21"/>
+        </w:rPr>
+        <w:t xml:space="preserve">: Rango de suma. Columna </w:t>
+      </w:r>
+      <w:r>
+        <w:rPr>
+          <w:rFonts w:ascii="Consolas" w:hAnsi="Consolas"/>
+          <w:color w:val="0F172A"/>
+          <w:sz w:val="18"/>
+          <w:shd w:fill="F1F5F9"/>
+        </w:rPr>
+        <w:t>Puntos_Error</w:t>
+      </w:r>
+      <w:r>
+        <w:rPr>
+          <w:rFonts w:ascii="Calibri" w:hAnsi="Calibri"/>
+          <w:sz w:val="21"/>
+        </w:rPr>
+        <w:t xml:space="preserve"> donde se asientan las penalizaciones negativas (</w:t>
+      </w:r>
+      <w:r>
+        <w:rPr>
+          <w:rFonts w:ascii="Consolas" w:hAnsi="Consolas"/>
+          <w:color w:val="0F172A"/>
+          <w:sz w:val="18"/>
+          <w:shd w:fill="F1F5F9"/>
+        </w:rPr>
+        <w:t>0, -1, -2, -3</w:t>
+      </w:r>
+      <w:r>
+        <w:rPr>
+          <w:rFonts w:ascii="Calibri" w:hAnsi="Calibri"/>
+          <w:sz w:val="21"/>
+        </w:rPr>
+        <w:t>).</w:t>
+      </w:r>
+    </w:p>
+    <w:p>
+      <w:pPr>
+        <w:pStyle w:val="ListBullet"/>
+        <w:ind w:left="714"/>
+      </w:pPr>
+      <w:r>
+        <w:rPr>
+          <w:rFonts w:ascii="Consolas" w:hAnsi="Consolas"/>
+          <w:color w:val="0F172A"/>
+          <w:sz w:val="18"/>
+          <w:shd w:fill="F1F5F9"/>
+        </w:rPr>
+        <w:t>REGISTRO_DIARIO!$C:$C; A2</w:t>
+      </w:r>
+      <w:r>
+        <w:rPr>
+          <w:rFonts w:ascii="Calibri" w:hAnsi="Calibri"/>
+          <w:sz w:val="21"/>
+        </w:rPr>
+        <w:t>: Filtro restrictivo por el código identificador del colaborador.</w:t>
+      </w:r>
+    </w:p>
+    <w:p>
+      <w:pPr>
+        <w:pStyle w:val="ListBullet"/>
+        <w:ind w:left="714"/>
+      </w:pPr>
+      <w:r>
+        <w:rPr>
+          <w:rFonts w:ascii="Consolas" w:hAnsi="Consolas"/>
+          <w:color w:val="0F172A"/>
+          <w:sz w:val="18"/>
+          <w:shd w:fill="F1F5F9"/>
+        </w:rPr>
+        <w:t>REGISTRO_DIARIO!$B:$B; "&gt;=" &amp; FILTRO_FECHAS!$C$2</w:t>
+      </w:r>
+      <w:r>
+        <w:rPr>
+          <w:rFonts w:ascii="Calibri" w:hAnsi="Calibri"/>
+          <w:sz w:val="21"/>
+        </w:rPr>
+        <w:t>: Delimitador temporal de inicio de quincena.</w:t>
+      </w:r>
+    </w:p>
+    <w:p>
+      <w:pPr>
+        <w:pStyle w:val="ListBullet"/>
+        <w:ind w:left="714"/>
+      </w:pPr>
+      <w:r>
+        <w:rPr>
+          <w:rFonts w:ascii="Consolas" w:hAnsi="Consolas"/>
+          <w:color w:val="0F172A"/>
+          <w:sz w:val="18"/>
+          <w:shd w:fill="F1F5F9"/>
+        </w:rPr>
+        <w:t>REGISTRO_DIARIO!$B:$B; "&lt;=" &amp; (FILTRO_FECHAS!$D$2 + 1)</w:t>
+      </w:r>
+      <w:r>
+        <w:rPr>
+          <w:rFonts w:ascii="Calibri" w:hAnsi="Calibri"/>
+          <w:sz w:val="21"/>
+        </w:rPr>
+        <w:t>: Delimitador temporal de cierre de quincena (incluye jornada completa).</w:t>
+      </w:r>
+    </w:p>
+    <w:p>
+      <w:pPr>
+        <w:pStyle w:val="ListBullet"/>
         <w:ind w:left="357"/>
       </w:pPr>
       <w:r>
@@ -5542,7 +5970,7 @@
           <w:b/>
           <w:sz w:val="21"/>
         </w:rPr>
-        <w:t>:</w:t>
+        <w:t xml:space="preserve"> (Consolidación de Quincena 1 + Quincena 2):</w:t>
       </w:r>
     </w:p>
     <w:tbl>
@@ -5579,7 +6007,7 @@
               <w:pStyle w:val="Bloque_Codigo"/>
             </w:pPr>
             <w:r>
-              <w:t xml:space="preserve">  =SI(A2 = ""; ""; SUMAR.SI.CONJUNTO(REGISTRO_DIARIO!$F:$F; REGISTRO_DIARIO!$C:$C; A2; REGISTRO_DIARIO!$B:$B; "&gt;=" &amp; FILTRO_FECHAS!$E$2; REGISTRO_DIARIO!$B:$B; "&lt;=" &amp; (FILTRO_FECHAS!$F$2 + 1)))</w:t>
+              <w:t xml:space="preserve">  =SI(A2 = ""; ""; J2 + N2)</w:t>
             </w:r>
           </w:p>
         </w:tc>
@@ -5593,7 +6021,7 @@
     <w:p>
       <w:pPr>
         <w:pStyle w:val="ListBullet"/>
-        <w:ind w:left="357"/>
+        <w:ind w:left="714"/>
       </w:pPr>
       <w:r>
         <w:rPr>
@@ -5609,13 +6037,13 @@
           <w:rFonts w:ascii="Calibri" w:hAnsi="Calibri"/>
           <w:sz w:val="21"/>
         </w:rPr>
-        <w:t>: Condicional de seguridad por ausencia de empleado.</w:t>
+        <w:t>: Condicional de seguridad ante filas vacías.</w:t>
       </w:r>
     </w:p>
     <w:p>
       <w:pPr>
         <w:pStyle w:val="ListBullet"/>
-        <w:ind w:left="357"/>
+        <w:ind w:left="714"/>
       </w:pPr>
       <w:r>
         <w:rPr>
@@ -5624,14 +6052,14 @@
           <w:sz w:val="18"/>
           <w:shd w:fill="F1F5F9"/>
         </w:rPr>
-        <w:t>SUMAR.SI.CONJUNTO(...)</w:t>
-      </w:r>
-      <w:r>
-        <w:rPr>
-          <w:rFonts w:ascii="Calibri" w:hAnsi="Calibri"/>
-          <w:sz w:val="21"/>
-        </w:rPr>
-        <w:t>: Función de suma condicional:</w:t>
+        <w:t>J2</w:t>
+      </w:r>
+      <w:r>
+        <w:rPr>
+          <w:rFonts w:ascii="Calibri" w:hAnsi="Calibri"/>
+          <w:sz w:val="21"/>
+        </w:rPr>
+        <w:t>: Total de penalizaciones registradas durante la Quincena 1 (valor negativo o cero).</w:t>
       </w:r>
     </w:p>
     <w:p>
@@ -5646,15 +6074,21 @@
           <w:sz w:val="18"/>
           <w:shd w:fill="F1F5F9"/>
         </w:rPr>
-        <w:t>REGISTRO_DIARIO!$F:$F</w:t>
-      </w:r>
-      <w:r>
-        <w:rPr>
-          <w:rFonts w:ascii="Calibri" w:hAnsi="Calibri"/>
-          <w:sz w:val="21"/>
-        </w:rPr>
-        <w:t>: Rango de la suma. Columna que registra las deducciones numéricas negativas asignadas por el despachador (</w:t>
-      </w:r>
+        <w:t>+</w:t>
+      </w:r>
+      <w:r>
+        <w:rPr>
+          <w:rFonts w:ascii="Calibri" w:hAnsi="Calibri"/>
+          <w:sz w:val="21"/>
+        </w:rPr>
+        <w:t>: Operador de suma aritmética que acumula los errores de ambos ciclos.</w:t>
+      </w:r>
+    </w:p>
+    <w:p>
+      <w:pPr>
+        <w:pStyle w:val="ListBullet"/>
+        <w:ind w:left="714"/>
+      </w:pPr>
       <w:r>
         <w:rPr>
           <w:rFonts w:ascii="Consolas" w:hAnsi="Consolas"/>
@@ -5662,73 +6096,70 @@
           <w:sz w:val="18"/>
           <w:shd w:fill="F1F5F9"/>
         </w:rPr>
-        <w:t>0, -1, -2, -3</w:t>
-      </w:r>
-      <w:r>
-        <w:rPr>
-          <w:rFonts w:ascii="Calibri" w:hAnsi="Calibri"/>
-          <w:sz w:val="21"/>
-        </w:rPr>
-        <w:t>).</w:t>
+        <w:t>N2</w:t>
+      </w:r>
+      <w:r>
+        <w:rPr>
+          <w:rFonts w:ascii="Calibri" w:hAnsi="Calibri"/>
+          <w:sz w:val="21"/>
+        </w:rPr>
+        <w:t>: Total de penalizaciones registradas durante la Quincena 2 (valor negativo o cero).</w:t>
       </w:r>
     </w:p>
     <w:p>
       <w:pPr>
+        <w:pStyle w:val="Heading3"/>
+      </w:pPr>
+      <w:r>
+        <w:rPr>
+          <w:rFonts w:ascii="Calibri" w:hAnsi="Calibri"/>
+          <w:b/>
+          <w:color w:val="374151"/>
+          <w:sz w:val="23"/>
+        </w:rPr>
+        <w:t>4.2.6. Columna F: Bono de Calidad con Protección de Saldo y Umbral Mínimo</w:t>
+      </w:r>
+    </w:p>
+    <w:p>
+      <w:pPr/>
+      <w:r>
+        <w:rPr>
+          <w:rFonts w:ascii="Calibri" w:hAnsi="Calibri"/>
+          <w:sz w:val="22"/>
+        </w:rPr>
+        <w:t>Calcula la retención y entrega del fondo de calidad asegurando que las penalizaciones no generen saldos en contra del trabajador y condicionando su cobro al cumplimiento de la meta quincenal:</w:t>
+      </w:r>
+    </w:p>
+    <w:p>
+      <w:pPr>
         <w:pStyle w:val="ListBullet"/>
-        <w:ind w:left="714"/>
-      </w:pPr>
+        <w:ind w:left="357"/>
+      </w:pPr>
+      <w:r>
+        <w:rPr>
+          <w:rFonts w:ascii="Calibri" w:hAnsi="Calibri"/>
+          <w:b/>
+          <w:sz w:val="21"/>
+        </w:rPr>
+        <w:t xml:space="preserve">En </w:t>
+      </w:r>
       <w:r>
         <w:rPr>
           <w:rFonts w:ascii="Consolas" w:hAnsi="Consolas"/>
+          <w:b/>
           <w:color w:val="0F172A"/>
           <w:sz w:val="18"/>
           <w:shd w:fill="F1F5F9"/>
         </w:rPr>
-        <w:t>REGISTRO_DIARIO!$C:$C; A2</w:t>
-      </w:r>
-      <w:r>
-        <w:rPr>
-          <w:rFonts w:ascii="Calibri" w:hAnsi="Calibri"/>
-          <w:sz w:val="21"/>
-        </w:rPr>
-        <w:t>: Filtro por código de empleado.</w:t>
-      </w:r>
-    </w:p>
-    <w:p>
-      <w:pPr>
-        <w:pStyle w:val="ListBullet"/>
-        <w:ind w:left="714"/>
-      </w:pPr>
-      <w:r>
-        <w:rPr>
-          <w:rFonts w:ascii="Calibri" w:hAnsi="Calibri"/>
-          <w:sz w:val="21"/>
-        </w:rPr>
-        <w:t>Intervalo temporal: Filtro de contención temporal entre fecha de inicio y fecha de cierre del periodo consultado.</w:t>
-      </w:r>
-    </w:p>
-    <w:p>
-      <w:pPr>
-        <w:pStyle w:val="Heading3"/>
-      </w:pPr>
+        <w:t>RESUMEN_QUINCENAL</w:t>
+      </w:r>
       <w:r>
         <w:rPr>
           <w:rFonts w:ascii="Calibri" w:hAnsi="Calibri"/>
           <w:b/>
-          <w:color w:val="374151"/>
-          <w:sz w:val="23"/>
-        </w:rPr>
-        <w:t>4.2.6. Columna F: Bono de Calidad con Protección de Saldo y Umbral Mínimo</w:t>
-      </w:r>
-    </w:p>
-    <w:p>
-      <w:pPr/>
-      <w:r>
-        <w:rPr>
-          <w:rFonts w:ascii="Calibri" w:hAnsi="Calibri"/>
-          <w:sz w:val="22"/>
-        </w:rPr>
-        <w:t>Calcula la retención del fondo de calidad asegurando que las penalizaciones no generen saldos en contra del trabajador y condicionando su cobro al cumplimiento de la meta mínima de puntos:</w:t>
+          <w:sz w:val="21"/>
+        </w:rPr>
+        <w:t xml:space="preserve"> (Cálculo directo con piso de protección):</w:t>
       </w:r>
     </w:p>
     <w:tbl>
@@ -5765,7 +6196,7 @@
               <w:pStyle w:val="Bloque_Codigo"/>
             </w:pPr>
             <w:r>
-              <w:t>=SI(A2 = ""; ""; SI(C2 &lt; CONFIGURACION!$B$2; 0; MAX(0; CONFIGURACION!$B$3 + (E2 * CONFIGURACION!$B$4))))</w:t>
+              <w:t xml:space="preserve">  =SI(A2 = ""; ""; SI(C2 &lt; CONFIGURACION!$B$2; 0; MAX(0; CONFIGURACION!$B$3 + (E2 * CONFIGURACION!$B$4))))</w:t>
             </w:r>
           </w:p>
         </w:tc>
@@ -5779,7 +6210,7 @@
     <w:p>
       <w:pPr>
         <w:pStyle w:val="ListBullet"/>
-        <w:ind w:left="357"/>
+        <w:ind w:left="714"/>
       </w:pPr>
       <w:r>
         <w:rPr>
@@ -5801,7 +6232,7 @@
     <w:p>
       <w:pPr>
         <w:pStyle w:val="ListBullet"/>
-        <w:ind w:left="357"/>
+        <w:ind w:left="714"/>
       </w:pPr>
       <w:r>
         <w:rPr>
@@ -5832,7 +6263,7 @@
           <w:rFonts w:ascii="Calibri" w:hAnsi="Calibri"/>
           <w:sz w:val="21"/>
         </w:rPr>
-        <w:t xml:space="preserve"> Evalúa si el total de puntos alcanzado </w:t>
+        <w:t xml:space="preserve"> Compara el total de puntos </w:t>
       </w:r>
       <w:r>
         <w:rPr>
@@ -5848,7 +6279,7 @@
           <w:rFonts w:ascii="Calibri" w:hAnsi="Calibri"/>
           <w:sz w:val="21"/>
         </w:rPr>
-        <w:t xml:space="preserve"> cumple o supera la meta mínima fijada en </w:t>
+        <w:t xml:space="preserve"> frente a la meta base de </w:t>
       </w:r>
       <w:r>
         <w:rPr>
@@ -5857,14 +6288,14 @@
           <w:sz w:val="18"/>
           <w:shd w:fill="F1F5F9"/>
         </w:rPr>
-        <w:t>CONFIGURACION!$B$2</w:t>
-      </w:r>
-      <w:r>
-        <w:rPr>
-          <w:rFonts w:ascii="Calibri" w:hAnsi="Calibri"/>
-          <w:sz w:val="21"/>
-        </w:rPr>
-        <w:t xml:space="preserve"> (</w:t>
+        <w:t>100</w:t>
+      </w:r>
+      <w:r>
+        <w:rPr>
+          <w:rFonts w:ascii="Calibri" w:hAnsi="Calibri"/>
+          <w:sz w:val="21"/>
+        </w:rPr>
+        <w:t xml:space="preserve"> puntos (</w:t>
       </w:r>
       <w:r>
         <w:rPr>
@@ -5873,14 +6304,14 @@
           <w:sz w:val="18"/>
           <w:shd w:fill="F1F5F9"/>
         </w:rPr>
-        <w:t>100</w:t>
-      </w:r>
-      <w:r>
-        <w:rPr>
-          <w:rFonts w:ascii="Calibri" w:hAnsi="Calibri"/>
-          <w:sz w:val="21"/>
-        </w:rPr>
-        <w:t xml:space="preserve"> puntos quincenales). Si el colaborador no alcanza la meta (</w:t>
+        <w:t>CONFIGURACION!$B$2</w:t>
+      </w:r>
+      <w:r>
+        <w:rPr>
+          <w:rFonts w:ascii="Calibri" w:hAnsi="Calibri"/>
+          <w:sz w:val="21"/>
+        </w:rPr>
+        <w:t>). Si el trabajador no alcanza la meta quincenal (</w:t>
       </w:r>
       <w:r>
         <w:rPr>
@@ -5889,7 +6320,7 @@
           <w:sz w:val="18"/>
           <w:shd w:fill="F1F5F9"/>
         </w:rPr>
-        <w:t>C2 &lt; CONFIGURACION!$B$2</w:t>
+        <w:t>C2 &lt; 100</w:t>
       </w:r>
       <w:r>
         <w:rPr>
@@ -5921,20 +6352,20 @@
           <w:sz w:val="18"/>
           <w:shd w:fill="F1F5F9"/>
         </w:rPr>
-        <w:t>C2 &gt;= CONFIGURACION!$B$2</w:t>
-      </w:r>
-      <w:r>
-        <w:rPr>
-          <w:rFonts w:ascii="Calibri" w:hAnsi="Calibri"/>
-          <w:sz w:val="21"/>
-        </w:rPr>
-        <w:t>), se liquida el bono de calidad.</w:t>
+        <w:t>C2 &gt;= 100</w:t>
+      </w:r>
+      <w:r>
+        <w:rPr>
+          <w:rFonts w:ascii="Calibri" w:hAnsi="Calibri"/>
+          <w:sz w:val="21"/>
+        </w:rPr>
+        <w:t>), tiene derecho a liquidar el bono de calidad.</w:t>
       </w:r>
     </w:p>
     <w:p>
       <w:pPr>
         <w:pStyle w:val="ListBullet"/>
-        <w:ind w:left="357"/>
+        <w:ind w:left="714"/>
       </w:pPr>
       <w:r>
         <w:rPr>
@@ -5950,7 +6381,7 @@
           <w:rFonts w:ascii="Calibri" w:hAnsi="Calibri"/>
           <w:sz w:val="21"/>
         </w:rPr>
-        <w:t>: Valor base garantizado del bono de calidad (</w:t>
+        <w:t>: Valor base inicial garantizado del bono de calidad (</w:t>
       </w:r>
       <w:r>
         <w:rPr>
@@ -5972,7 +6403,7 @@
     <w:p>
       <w:pPr>
         <w:pStyle w:val="ListBullet"/>
-        <w:ind w:left="357"/>
+        <w:ind w:left="714"/>
       </w:pPr>
       <w:r>
         <w:rPr>
@@ -5996,14 +6427,14 @@
           <w:b/>
           <w:sz w:val="21"/>
         </w:rPr>
-        <w:t>Producto del castigo.</w:t>
-      </w:r>
-      <w:r>
-        <w:rPr>
-          <w:rFonts w:ascii="Calibri" w:hAnsi="Calibri"/>
-          <w:sz w:val="21"/>
-        </w:rPr>
-        <w:t xml:space="preserve"> Multiplica el acumulado de puntos de error (</w:t>
+        <w:t>Cálculo del descuento por error.</w:t>
+      </w:r>
+      <w:r>
+        <w:rPr>
+          <w:rFonts w:ascii="Calibri" w:hAnsi="Calibri"/>
+          <w:sz w:val="21"/>
+        </w:rPr>
+        <w:t xml:space="preserve"> Multiplica el total de errores de la celda </w:t>
       </w:r>
       <w:r>
         <w:rPr>
@@ -6019,7 +6450,7 @@
           <w:rFonts w:ascii="Calibri" w:hAnsi="Calibri"/>
           <w:sz w:val="21"/>
         </w:rPr>
-        <w:t xml:space="preserve">, que es un valor numérico negativo o cero) por la penalización unitaria fijada en </w:t>
+        <w:t xml:space="preserve"> (número negativo) por el valor unitario fijado en </w:t>
       </w:r>
       <w:r>
         <w:rPr>
@@ -6051,7 +6482,7 @@
           <w:rFonts w:ascii="Calibri" w:hAnsi="Calibri"/>
           <w:sz w:val="21"/>
         </w:rPr>
-        <w:t xml:space="preserve">). Al ser </w:t>
+        <w:t xml:space="preserve">). Como </w:t>
       </w:r>
       <w:r>
         <w:rPr>
@@ -6067,7 +6498,7 @@
           <w:rFonts w:ascii="Calibri" w:hAnsi="Calibri"/>
           <w:sz w:val="21"/>
         </w:rPr>
-        <w:t xml:space="preserve"> negativo, el signo </w:t>
+        <w:t xml:space="preserve"> es negativo, el signo </w:t>
       </w:r>
       <w:r>
         <w:rPr>
@@ -6083,7 +6514,7 @@
           <w:rFonts w:ascii="Calibri" w:hAnsi="Calibri"/>
           <w:sz w:val="21"/>
         </w:rPr>
-        <w:t xml:space="preserve"> ejecuta una sustracción financiera directa (ejemplo: </w:t>
+        <w:t xml:space="preserve"> efectúa una resta directa (ejemplo: </w:t>
       </w:r>
       <w:r>
         <w:rPr>
@@ -6105,7 +6536,7 @@
     <w:p>
       <w:pPr>
         <w:pStyle w:val="ListBullet"/>
-        <w:ind w:left="357"/>
+        <w:ind w:left="714"/>
       </w:pPr>
       <w:r>
         <w:rPr>
@@ -6129,14 +6560,200 @@
           <w:b/>
           <w:sz w:val="21"/>
         </w:rPr>
-        <w:t>Función de barrera o piso financiero.</w:t>
-      </w:r>
-      <w:r>
-        <w:rPr>
-          <w:rFonts w:ascii="Calibri" w:hAnsi="Calibri"/>
-          <w:sz w:val="21"/>
-        </w:rPr>
-        <w:t xml:space="preserve"> Compara el saldo resultante contra 0 y devuelve el valor mayor. Evita que un exceso de equivocaciones genere descuentos sobre el salario base o saldos negativos para la empresa.</w:t>
+        <w:t>Piso financiero de seguridad laboral.</w:t>
+      </w:r>
+      <w:r>
+        <w:rPr>
+          <w:rFonts w:ascii="Calibri" w:hAnsi="Calibri"/>
+          <w:sz w:val="21"/>
+        </w:rPr>
+        <w:t xml:space="preserve"> Compara el resultado obtenido contra cero y retorna el mayor. Impide que un exceso de errores genere descuentos sobre el salario base o saldos en contra del colaborador.</w:t>
+      </w:r>
+    </w:p>
+    <w:p>
+      <w:pPr>
+        <w:pStyle w:val="ListBullet"/>
+        <w:ind w:left="357"/>
+      </w:pPr>
+      <w:r>
+        <w:rPr>
+          <w:rFonts w:ascii="Calibri" w:hAnsi="Calibri"/>
+          <w:b/>
+          <w:sz w:val="21"/>
+        </w:rPr>
+        <w:t xml:space="preserve">En </w:t>
+      </w:r>
+      <w:r>
+        <w:rPr>
+          <w:rFonts w:ascii="Consolas" w:hAnsi="Consolas"/>
+          <w:b/>
+          <w:color w:val="0F172A"/>
+          <w:sz w:val="18"/>
+          <w:shd w:fill="F1F5F9"/>
+        </w:rPr>
+        <w:t>RESUMEN_MENSUAL</w:t>
+      </w:r>
+      <w:r>
+        <w:rPr>
+          <w:rFonts w:ascii="Calibri" w:hAnsi="Calibri"/>
+          <w:b/>
+          <w:sz w:val="21"/>
+        </w:rPr>
+        <w:t xml:space="preserve"> (Consolidación financiera exacta):</w:t>
+      </w:r>
+    </w:p>
+    <w:tbl>
+      <w:tblPr>
+        <w:tblW w:type="auto" w:w="0"/>
+        <w:jc w:val="center"/>
+        <w:tblLook w:firstColumn="1" w:firstRow="1" w:lastColumn="0" w:lastRow="0" w:noHBand="0" w:noVBand="1" w:val="04A0"/>
+        <w:tblBorders>
+          <w:top w:val="single" w:sz="4" w:space="0" w:color="CBD5E1"/>
+          <w:bottom w:val="single" w:sz="4" w:space="0" w:color="CBD5E1"/>
+          <w:left w:val="single" w:sz="4" w:space="0" w:color="CBD5E1"/>
+          <w:right w:val="single" w:sz="4" w:space="0" w:color="CBD5E1"/>
+          <w:insideH w:val="none"/>
+          <w:insideV w:val="none"/>
+        </w:tblBorders>
+      </w:tblPr>
+      <w:tblGrid>
+        <w:gridCol w:w="9406"/>
+      </w:tblGrid>
+      <w:tr>
+        <w:tc>
+          <w:tcPr>
+            <w:tcW w:type="dxa" w:w="9071"/>
+            <w:shd w:fill="F8FAFC"/>
+            <w:tcMar>
+              <w:top w:w="110" w:type="dxa"/>
+              <w:bottom w:w="110" w:type="dxa"/>
+              <w:left w:w="140" w:type="dxa"/>
+              <w:right w:w="140" w:type="dxa"/>
+            </w:tcMar>
+          </w:tcPr>
+          <w:p>
+            <w:pPr>
+              <w:pStyle w:val="Bloque_Codigo"/>
+            </w:pPr>
+            <w:r>
+              <w:t xml:space="preserve">  =SI(A2 = ""; ""; K2 + O2)</w:t>
+            </w:r>
+          </w:p>
+        </w:tc>
+      </w:tr>
+    </w:tbl>
+    <w:p>
+      <w:pPr>
+        <w:spacing w:before="0" w:after="80"/>
+      </w:pPr>
+    </w:p>
+    <w:p>
+      <w:pPr>
+        <w:pStyle w:val="ListBullet"/>
+        <w:ind w:left="714"/>
+      </w:pPr>
+      <w:r>
+        <w:rPr>
+          <w:rFonts w:ascii="Consolas" w:hAnsi="Consolas"/>
+          <w:color w:val="0F172A"/>
+          <w:sz w:val="18"/>
+          <w:shd w:fill="F1F5F9"/>
+        </w:rPr>
+        <w:t>=SI(A2 = ""; ""; ...)</w:t>
+      </w:r>
+      <w:r>
+        <w:rPr>
+          <w:rFonts w:ascii="Calibri" w:hAnsi="Calibri"/>
+          <w:sz w:val="21"/>
+        </w:rPr>
+        <w:t>: Condicional de seguridad por ausencia de empleado.</w:t>
+      </w:r>
+    </w:p>
+    <w:p>
+      <w:pPr>
+        <w:pStyle w:val="ListBullet"/>
+        <w:ind w:left="714"/>
+      </w:pPr>
+      <w:r>
+        <w:rPr>
+          <w:rFonts w:ascii="Consolas" w:hAnsi="Consolas"/>
+          <w:color w:val="0F172A"/>
+          <w:sz w:val="18"/>
+          <w:shd w:fill="F1F5F9"/>
+        </w:rPr>
+        <w:t>K2</w:t>
+      </w:r>
+      <w:r>
+        <w:rPr>
+          <w:rFonts w:ascii="Calibri" w:hAnsi="Calibri"/>
+          <w:sz w:val="21"/>
+        </w:rPr>
+        <w:t>: Monto de bono de calidad liquidado y obtenido en la Quincena 1.</w:t>
+      </w:r>
+    </w:p>
+    <w:p>
+      <w:pPr>
+        <w:pStyle w:val="ListBullet"/>
+        <w:ind w:left="714"/>
+      </w:pPr>
+      <w:r>
+        <w:rPr>
+          <w:rFonts w:ascii="Consolas" w:hAnsi="Consolas"/>
+          <w:color w:val="0F172A"/>
+          <w:sz w:val="18"/>
+          <w:shd w:fill="F1F5F9"/>
+        </w:rPr>
+        <w:t>+</w:t>
+      </w:r>
+      <w:r>
+        <w:rPr>
+          <w:rFonts w:ascii="Calibri" w:hAnsi="Calibri"/>
+          <w:sz w:val="21"/>
+        </w:rPr>
+        <w:t>: Adición financiera de beneficios quincenales causados.</w:t>
+      </w:r>
+    </w:p>
+    <w:p>
+      <w:pPr>
+        <w:pStyle w:val="ListBullet"/>
+        <w:ind w:left="714"/>
+      </w:pPr>
+      <w:r>
+        <w:rPr>
+          <w:rFonts w:ascii="Consolas" w:hAnsi="Consolas"/>
+          <w:color w:val="0F172A"/>
+          <w:sz w:val="18"/>
+          <w:shd w:fill="F1F5F9"/>
+        </w:rPr>
+        <w:t>O2</w:t>
+      </w:r>
+      <w:r>
+        <w:rPr>
+          <w:rFonts w:ascii="Calibri" w:hAnsi="Calibri"/>
+          <w:sz w:val="21"/>
+        </w:rPr>
+        <w:t>: Monto de bono de calidad liquidado y obtenido en la Quincena 2.</w:t>
+      </w:r>
+    </w:p>
+    <w:p>
+      <w:pPr>
+        <w:pStyle w:val="ListBullet"/>
+        <w:ind w:left="714"/>
+      </w:pPr>
+      <w:r>
+        <w:rPr>
+          <w:rFonts w:ascii="Calibri" w:hAnsi="Calibri"/>
+          <w:i/>
+          <w:sz w:val="21"/>
+        </w:rPr>
+        <w:t>Regla de independencia de ciclos:</w:t>
+      </w:r>
+      <w:r>
+        <w:rPr>
+          <w:rFonts w:ascii="Calibri" w:hAnsi="Calibri"/>
+          <w:sz w:val="21"/>
+        </w:rPr>
+        <w:t xml:space="preserve"> Si en la Quincena 1 el empleado no alcanzó la meta de 100 puntos y cometió errores, dichos errores no contaminan ni restan el bono de la Quincena 2 donde sí cumplió la meta de calidad.</w:t>
       </w:r>
     </w:p>
     <w:p>
@@ -6179,7 +6796,7 @@
           <w:rFonts w:ascii="Calibri" w:hAnsi="Calibri"/>
           <w:sz w:val="22"/>
         </w:rPr>
-        <w:t>Totaliza la liquidación neta a transferir o entregar en nómina al colaborador:</w:t>
+        <w:t>Totaliza la compensación monetaria neta a transferir o pagar en nómina al colaborador:</w:t>
       </w:r>
     </w:p>
     <w:tbl>
@@ -6299,15 +6916,21 @@
           <w:sz w:val="18"/>
           <w:shd w:fill="F1F5F9"/>
         </w:rPr>
-        <w:t>F2</w:t>
-      </w:r>
-      <w:r>
-        <w:rPr>
-          <w:rFonts w:ascii="Calibri" w:hAnsi="Calibri"/>
-          <w:sz w:val="21"/>
-        </w:rPr>
-        <w:t>: Importe remanente por concepto de calidad y precisión de entrega (</w:t>
-      </w:r>
+        <w:t>+</w:t>
+      </w:r>
+      <w:r>
+        <w:rPr>
+          <w:rFonts w:ascii="Calibri" w:hAnsi="Calibri"/>
+          <w:sz w:val="21"/>
+        </w:rPr>
+        <w:t>: Operador de consolidación neta.</w:t>
+      </w:r>
+    </w:p>
+    <w:p>
+      <w:pPr>
+        <w:pStyle w:val="ListBullet"/>
+        <w:ind w:left="357"/>
+      </w:pPr>
       <w:r>
         <w:rPr>
           <w:rFonts w:ascii="Consolas" w:hAnsi="Consolas"/>
@@ -6315,21 +6938,15 @@
           <w:sz w:val="18"/>
           <w:shd w:fill="F1F5F9"/>
         </w:rPr>
-        <w:t>Bono_Calidad</w:t>
-      </w:r>
-      <w:r>
-        <w:rPr>
-          <w:rFonts w:ascii="Calibri" w:hAnsi="Calibri"/>
-          <w:sz w:val="21"/>
-        </w:rPr>
-        <w:t>).</w:t>
-      </w:r>
-    </w:p>
-    <w:p>
-      <w:pPr>
-        <w:pStyle w:val="ListBullet"/>
-        <w:ind w:left="357"/>
-      </w:pPr>
+        <w:t>F2</w:t>
+      </w:r>
+      <w:r>
+        <w:rPr>
+          <w:rFonts w:ascii="Calibri" w:hAnsi="Calibri"/>
+          <w:sz w:val="21"/>
+        </w:rPr>
+        <w:t>: Importe ganado por concepto de precisión operativa (</w:t>
+      </w:r>
       <w:r>
         <w:rPr>
           <w:rFonts w:ascii="Consolas" w:hAnsi="Consolas"/>
@@ -6337,14 +6954,1072 @@
           <w:sz w:val="18"/>
           <w:shd w:fill="F1F5F9"/>
         </w:rPr>
-        <w:t>+</w:t>
-      </w:r>
-      <w:r>
-        <w:rPr>
-          <w:rFonts w:ascii="Calibri" w:hAnsi="Calibri"/>
-          <w:sz w:val="21"/>
-        </w:rPr>
-        <w:t>: Adición simple que consolida el beneficio económico total devengado en el ciclo evaluado.</w:t>
+        <w:t>Bono_Calidad</w:t>
+      </w:r>
+      <w:r>
+        <w:rPr>
+          <w:rFonts w:ascii="Calibri" w:hAnsi="Calibri"/>
+          <w:sz w:val="21"/>
+        </w:rPr>
+        <w:t>).</w:t>
+      </w:r>
+    </w:p>
+    <w:p>
+      <w:pPr>
+        <w:pStyle w:val="Heading3"/>
+      </w:pPr>
+      <w:r>
+        <w:rPr>
+          <w:rFonts w:ascii="Calibri" w:hAnsi="Calibri"/>
+          <w:b/>
+          <w:color w:val="374151"/>
+          <w:sz w:val="23"/>
+        </w:rPr>
+        <w:t xml:space="preserve">4.2.8. Columnas Auxiliares de Auditoría Quincenal en </w:t>
+      </w:r>
+      <w:r>
+        <w:rPr>
+          <w:rFonts w:ascii="Consolas" w:hAnsi="Consolas"/>
+          <w:b/>
+          <w:color w:val="0F172A"/>
+          <w:sz w:val="20"/>
+          <w:shd w:fill="F1F5F9"/>
+        </w:rPr>
+        <w:t>RESUMEN_MENSUAL</w:t>
+      </w:r>
+      <w:r>
+        <w:rPr>
+          <w:rFonts w:ascii="Calibri" w:hAnsi="Calibri"/>
+          <w:b/>
+          <w:color w:val="374151"/>
+          <w:sz w:val="23"/>
+        </w:rPr>
+        <w:t xml:space="preserve"> (</w:t>
+      </w:r>
+      <w:r>
+        <w:rPr>
+          <w:rFonts w:ascii="Consolas" w:hAnsi="Consolas"/>
+          <w:b/>
+          <w:color w:val="0F172A"/>
+          <w:sz w:val="20"/>
+          <w:shd w:fill="F1F5F9"/>
+        </w:rPr>
+        <w:t>H:O</w:t>
+      </w:r>
+      <w:r>
+        <w:rPr>
+          <w:rFonts w:ascii="Calibri" w:hAnsi="Calibri"/>
+          <w:b/>
+          <w:color w:val="374151"/>
+          <w:sz w:val="23"/>
+        </w:rPr>
+        <w:t>)</w:t>
+      </w:r>
+    </w:p>
+    <w:p>
+      <w:pPr/>
+      <w:r>
+        <w:rPr>
+          <w:rFonts w:ascii="Calibri" w:hAnsi="Calibri"/>
+          <w:sz w:val="22"/>
+        </w:rPr>
+        <w:t xml:space="preserve">Para hacer posible el cálculo mensual exacto sin alterar la compatibilidad con AppSheet, la hoja </w:t>
+      </w:r>
+      <w:r>
+        <w:rPr>
+          <w:rFonts w:ascii="Consolas" w:hAnsi="Consolas"/>
+          <w:color w:val="0F172A"/>
+          <w:sz w:val="19"/>
+          <w:shd w:fill="F1F5F9"/>
+        </w:rPr>
+        <w:t>RESUMEN_MENSUAL</w:t>
+      </w:r>
+      <w:r>
+        <w:rPr>
+          <w:rFonts w:ascii="Calibri" w:hAnsi="Calibri"/>
+          <w:sz w:val="22"/>
+        </w:rPr>
+        <w:t xml:space="preserve"> implementa 8 columnas de cálculo técnico a partir de la columna </w:t>
+      </w:r>
+      <w:r>
+        <w:rPr>
+          <w:rFonts w:ascii="Consolas" w:hAnsi="Consolas"/>
+          <w:color w:val="0F172A"/>
+          <w:sz w:val="19"/>
+          <w:shd w:fill="F1F5F9"/>
+        </w:rPr>
+        <w:t>H</w:t>
+      </w:r>
+      <w:r>
+        <w:rPr>
+          <w:rFonts w:ascii="Calibri" w:hAnsi="Calibri"/>
+          <w:sz w:val="22"/>
+        </w:rPr>
+        <w:t xml:space="preserve"> (ocultas en Sheets y configuradas con </w:t>
+      </w:r>
+      <w:r>
+        <w:rPr>
+          <w:rFonts w:ascii="Consolas" w:hAnsi="Consolas"/>
+          <w:color w:val="0F172A"/>
+          <w:sz w:val="19"/>
+          <w:shd w:fill="F1F5F9"/>
+        </w:rPr>
+        <w:t>SHOW? = FALSE</w:t>
+      </w:r>
+      <w:r>
+        <w:rPr>
+          <w:rFonts w:ascii="Calibri" w:hAnsi="Calibri"/>
+          <w:sz w:val="22"/>
+        </w:rPr>
+        <w:t xml:space="preserve"> en AppSheet):</w:t>
+      </w:r>
+    </w:p>
+    <w:p>
+      <w:pPr/>
+      <w:r>
+        <w:rPr>
+          <w:rFonts w:ascii="Calibri" w:hAnsi="Calibri"/>
+          <w:sz w:val="22"/>
+        </w:rPr>
+        <w:t>##### Bloque 1: Liquidación Quincena 1 (Días 1 al 15 del mes de consulta)</w:t>
+      </w:r>
+    </w:p>
+    <w:p>
+      <w:pPr>
+        <w:pStyle w:val="ListBullet"/>
+        <w:ind w:left="357"/>
+      </w:pPr>
+      <w:r>
+        <w:rPr>
+          <w:rFonts w:ascii="Calibri" w:hAnsi="Calibri"/>
+          <w:b/>
+          <w:sz w:val="21"/>
+        </w:rPr>
+        <w:t>Columna H (</w:t>
+      </w:r>
+      <w:r>
+        <w:rPr>
+          <w:rFonts w:ascii="Consolas" w:hAnsi="Consolas"/>
+          <w:b/>
+          <w:color w:val="0F172A"/>
+          <w:sz w:val="18"/>
+          <w:shd w:fill="F1F5F9"/>
+        </w:rPr>
+        <w:t>Puntos_Q1</w:t>
+      </w:r>
+      <w:r>
+        <w:rPr>
+          <w:rFonts w:ascii="Calibri" w:hAnsi="Calibri"/>
+          <w:b/>
+          <w:sz w:val="21"/>
+        </w:rPr>
+        <w:t>):</w:t>
+      </w:r>
+    </w:p>
+    <w:tbl>
+      <w:tblPr>
+        <w:tblW w:type="auto" w:w="0"/>
+        <w:jc w:val="center"/>
+        <w:tblLook w:firstColumn="1" w:firstRow="1" w:lastColumn="0" w:lastRow="0" w:noHBand="0" w:noVBand="1" w:val="04A0"/>
+        <w:tblBorders>
+          <w:top w:val="single" w:sz="4" w:space="0" w:color="CBD5E1"/>
+          <w:bottom w:val="single" w:sz="4" w:space="0" w:color="CBD5E1"/>
+          <w:left w:val="single" w:sz="4" w:space="0" w:color="CBD5E1"/>
+          <w:right w:val="single" w:sz="4" w:space="0" w:color="CBD5E1"/>
+          <w:insideH w:val="none"/>
+          <w:insideV w:val="none"/>
+        </w:tblBorders>
+      </w:tblPr>
+      <w:tblGrid>
+        <w:gridCol w:w="9406"/>
+      </w:tblGrid>
+      <w:tr>
+        <w:tc>
+          <w:tcPr>
+            <w:tcW w:type="dxa" w:w="9071"/>
+            <w:shd w:fill="F8FAFC"/>
+            <w:tcMar>
+              <w:top w:w="110" w:type="dxa"/>
+              <w:bottom w:w="110" w:type="dxa"/>
+              <w:left w:w="140" w:type="dxa"/>
+              <w:right w:w="140" w:type="dxa"/>
+            </w:tcMar>
+          </w:tcPr>
+          <w:p>
+            <w:pPr>
+              <w:pStyle w:val="Bloque_Codigo"/>
+            </w:pPr>
+            <w:r>
+              <w:t xml:space="preserve">  =SI(A2 = ""; ""; SUMAR.SI.CONJUNTO(REGISTRO_DIARIO!$E:$E; REGISTRO_DIARIO!$C:$C; A2; REGISTRO_DIARIO!$B:$B; "&gt;=" &amp; FILTRO_FECHAS!$E$2; REGISTRO_DIARIO!$B:$B; "&lt;=" &amp; (FILTRO_FECHAS!$E$2 + 15)))</w:t>
+            </w:r>
+          </w:p>
+        </w:tc>
+      </w:tr>
+    </w:tbl>
+    <w:p>
+      <w:pPr>
+        <w:spacing w:before="0" w:after="80"/>
+      </w:pPr>
+    </w:p>
+    <w:p>
+      <w:pPr>
+        <w:pStyle w:val="ListBullet"/>
+        <w:ind w:left="714"/>
+      </w:pPr>
+      <w:r>
+        <w:rPr>
+          <w:rFonts w:ascii="Calibri" w:hAnsi="Calibri"/>
+          <w:sz w:val="21"/>
+        </w:rPr>
+        <w:t xml:space="preserve">Suma los puntos </w:t>
+      </w:r>
+      <w:r>
+        <w:rPr>
+          <w:rFonts w:ascii="Consolas" w:hAnsi="Consolas"/>
+          <w:color w:val="0F172A"/>
+          <w:sz w:val="18"/>
+          <w:shd w:fill="F1F5F9"/>
+        </w:rPr>
+        <w:t>Puntos_Esfuerzo</w:t>
+      </w:r>
+      <w:r>
+        <w:rPr>
+          <w:rFonts w:ascii="Calibri" w:hAnsi="Calibri"/>
+          <w:sz w:val="21"/>
+        </w:rPr>
+        <w:t xml:space="preserve"> del colaborador entre el inicio del mes </w:t>
+      </w:r>
+      <w:r>
+        <w:rPr>
+          <w:rFonts w:ascii="Consolas" w:hAnsi="Consolas"/>
+          <w:color w:val="0F172A"/>
+          <w:sz w:val="18"/>
+          <w:shd w:fill="F1F5F9"/>
+        </w:rPr>
+        <w:t>FILTRO_FECHAS!$E$2</w:t>
+      </w:r>
+      <w:r>
+        <w:rPr>
+          <w:rFonts w:ascii="Calibri" w:hAnsi="Calibri"/>
+          <w:sz w:val="21"/>
+        </w:rPr>
+        <w:t xml:space="preserve"> (día 1) y el día 15 inclusive (</w:t>
+      </w:r>
+      <w:r>
+        <w:rPr>
+          <w:rFonts w:ascii="Consolas" w:hAnsi="Consolas"/>
+          <w:color w:val="0F172A"/>
+          <w:sz w:val="18"/>
+          <w:shd w:fill="F1F5F9"/>
+        </w:rPr>
+        <w:t>$E$2 + 15</w:t>
+      </w:r>
+      <w:r>
+        <w:rPr>
+          <w:rFonts w:ascii="Calibri" w:hAnsi="Calibri"/>
+          <w:sz w:val="21"/>
+        </w:rPr>
+        <w:t xml:space="preserve"> para abarcar el día completo).</w:t>
+      </w:r>
+    </w:p>
+    <w:p>
+      <w:pPr>
+        <w:pStyle w:val="ListBullet"/>
+        <w:ind w:left="357"/>
+      </w:pPr>
+      <w:r>
+        <w:rPr>
+          <w:rFonts w:ascii="Calibri" w:hAnsi="Calibri"/>
+          <w:b/>
+          <w:sz w:val="21"/>
+        </w:rPr>
+        <w:t>Columna I (</w:t>
+      </w:r>
+      <w:r>
+        <w:rPr>
+          <w:rFonts w:ascii="Consolas" w:hAnsi="Consolas"/>
+          <w:b/>
+          <w:color w:val="0F172A"/>
+          <w:sz w:val="18"/>
+          <w:shd w:fill="F1F5F9"/>
+        </w:rPr>
+        <w:t>Bono_Prod_Q1</w:t>
+      </w:r>
+      <w:r>
+        <w:rPr>
+          <w:rFonts w:ascii="Calibri" w:hAnsi="Calibri"/>
+          <w:b/>
+          <w:sz w:val="21"/>
+        </w:rPr>
+        <w:t>):</w:t>
+      </w:r>
+    </w:p>
+    <w:tbl>
+      <w:tblPr>
+        <w:tblW w:type="auto" w:w="0"/>
+        <w:jc w:val="center"/>
+        <w:tblLook w:firstColumn="1" w:firstRow="1" w:lastColumn="0" w:lastRow="0" w:noHBand="0" w:noVBand="1" w:val="04A0"/>
+        <w:tblBorders>
+          <w:top w:val="single" w:sz="4" w:space="0" w:color="CBD5E1"/>
+          <w:bottom w:val="single" w:sz="4" w:space="0" w:color="CBD5E1"/>
+          <w:left w:val="single" w:sz="4" w:space="0" w:color="CBD5E1"/>
+          <w:right w:val="single" w:sz="4" w:space="0" w:color="CBD5E1"/>
+          <w:insideH w:val="none"/>
+          <w:insideV w:val="none"/>
+        </w:tblBorders>
+      </w:tblPr>
+      <w:tblGrid>
+        <w:gridCol w:w="9406"/>
+      </w:tblGrid>
+      <w:tr>
+        <w:tc>
+          <w:tcPr>
+            <w:tcW w:type="dxa" w:w="9071"/>
+            <w:shd w:fill="F8FAFC"/>
+            <w:tcMar>
+              <w:top w:w="110" w:type="dxa"/>
+              <w:bottom w:w="110" w:type="dxa"/>
+              <w:left w:w="140" w:type="dxa"/>
+              <w:right w:w="140" w:type="dxa"/>
+            </w:tcMar>
+          </w:tcPr>
+          <w:p>
+            <w:pPr>
+              <w:pStyle w:val="Bloque_Codigo"/>
+            </w:pPr>
+            <w:r>
+              <w:t xml:space="preserve">  =SI(A2 = ""; ""; SI(H2 &lt;= CONFIGURACION!$B$2; 0; BUSCARV(H2; CONFIGURACION!$A$8:$C$11; 3; VERDADERO)))</w:t>
+            </w:r>
+          </w:p>
+        </w:tc>
+      </w:tr>
+    </w:tbl>
+    <w:p>
+      <w:pPr>
+        <w:spacing w:before="0" w:after="80"/>
+      </w:pPr>
+    </w:p>
+    <w:p>
+      <w:pPr>
+        <w:pStyle w:val="ListBullet"/>
+        <w:ind w:left="714"/>
+      </w:pPr>
+      <w:r>
+        <w:rPr>
+          <w:rFonts w:ascii="Calibri" w:hAnsi="Calibri"/>
+          <w:sz w:val="21"/>
+        </w:rPr>
+        <w:t>Califica los puntos de la Quincena 1 (</w:t>
+      </w:r>
+      <w:r>
+        <w:rPr>
+          <w:rFonts w:ascii="Consolas" w:hAnsi="Consolas"/>
+          <w:color w:val="0F172A"/>
+          <w:sz w:val="18"/>
+          <w:shd w:fill="F1F5F9"/>
+        </w:rPr>
+        <w:t>H2</w:t>
+      </w:r>
+      <w:r>
+        <w:rPr>
+          <w:rFonts w:ascii="Calibri" w:hAnsi="Calibri"/>
+          <w:sz w:val="21"/>
+        </w:rPr>
+        <w:t>) contra la meta mínima (</w:t>
+      </w:r>
+      <w:r>
+        <w:rPr>
+          <w:rFonts w:ascii="Consolas" w:hAnsi="Consolas"/>
+          <w:color w:val="0F172A"/>
+          <w:sz w:val="18"/>
+          <w:shd w:fill="F1F5F9"/>
+        </w:rPr>
+        <w:t>CONFIGURACION!$B$2</w:t>
+      </w:r>
+      <w:r>
+        <w:rPr>
+          <w:rFonts w:ascii="Calibri" w:hAnsi="Calibri"/>
+          <w:sz w:val="21"/>
+        </w:rPr>
+        <w:t>) y ubica el valor en la escala salarial de productividad.</w:t>
+      </w:r>
+    </w:p>
+    <w:p>
+      <w:pPr>
+        <w:pStyle w:val="ListBullet"/>
+        <w:ind w:left="357"/>
+      </w:pPr>
+      <w:r>
+        <w:rPr>
+          <w:rFonts w:ascii="Calibri" w:hAnsi="Calibri"/>
+          <w:b/>
+          <w:sz w:val="21"/>
+        </w:rPr>
+        <w:t>Columna J (</w:t>
+      </w:r>
+      <w:r>
+        <w:rPr>
+          <w:rFonts w:ascii="Consolas" w:hAnsi="Consolas"/>
+          <w:b/>
+          <w:color w:val="0F172A"/>
+          <w:sz w:val="18"/>
+          <w:shd w:fill="F1F5F9"/>
+        </w:rPr>
+        <w:t>Errores_Q1</w:t>
+      </w:r>
+      <w:r>
+        <w:rPr>
+          <w:rFonts w:ascii="Calibri" w:hAnsi="Calibri"/>
+          <w:b/>
+          <w:sz w:val="21"/>
+        </w:rPr>
+        <w:t>):</w:t>
+      </w:r>
+    </w:p>
+    <w:tbl>
+      <w:tblPr>
+        <w:tblW w:type="auto" w:w="0"/>
+        <w:jc w:val="center"/>
+        <w:tblLook w:firstColumn="1" w:firstRow="1" w:lastColumn="0" w:lastRow="0" w:noHBand="0" w:noVBand="1" w:val="04A0"/>
+        <w:tblBorders>
+          <w:top w:val="single" w:sz="4" w:space="0" w:color="CBD5E1"/>
+          <w:bottom w:val="single" w:sz="4" w:space="0" w:color="CBD5E1"/>
+          <w:left w:val="single" w:sz="4" w:space="0" w:color="CBD5E1"/>
+          <w:right w:val="single" w:sz="4" w:space="0" w:color="CBD5E1"/>
+          <w:insideH w:val="none"/>
+          <w:insideV w:val="none"/>
+        </w:tblBorders>
+      </w:tblPr>
+      <w:tblGrid>
+        <w:gridCol w:w="9406"/>
+      </w:tblGrid>
+      <w:tr>
+        <w:tc>
+          <w:tcPr>
+            <w:tcW w:type="dxa" w:w="9071"/>
+            <w:shd w:fill="F8FAFC"/>
+            <w:tcMar>
+              <w:top w:w="110" w:type="dxa"/>
+              <w:bottom w:w="110" w:type="dxa"/>
+              <w:left w:w="140" w:type="dxa"/>
+              <w:right w:w="140" w:type="dxa"/>
+            </w:tcMar>
+          </w:tcPr>
+          <w:p>
+            <w:pPr>
+              <w:pStyle w:val="Bloque_Codigo"/>
+            </w:pPr>
+            <w:r>
+              <w:t xml:space="preserve">  =SI(A2 = ""; ""; SUMAR.SI.CONJUNTO(REGISTRO_DIARIO!$F:$F; REGISTRO_DIARIO!$C:$C; A2; REGISTRO_DIARIO!$B:$B; "&gt;=" &amp; FILTRO_FECHAS!$E$2; REGISTRO_DIARIO!$B:$B; "&lt;=" &amp; (FILTRO_FECHAS!$E$2 + 15)))</w:t>
+            </w:r>
+          </w:p>
+        </w:tc>
+      </w:tr>
+    </w:tbl>
+    <w:p>
+      <w:pPr>
+        <w:spacing w:before="0" w:after="80"/>
+      </w:pPr>
+    </w:p>
+    <w:p>
+      <w:pPr>
+        <w:pStyle w:val="ListBullet"/>
+        <w:ind w:left="714"/>
+      </w:pPr>
+      <w:r>
+        <w:rPr>
+          <w:rFonts w:ascii="Calibri" w:hAnsi="Calibri"/>
+          <w:sz w:val="21"/>
+        </w:rPr>
+        <w:t>Totaliza las penalizaciones negativas registradas durante los primeros 15 días del mes.</w:t>
+      </w:r>
+    </w:p>
+    <w:p>
+      <w:pPr>
+        <w:pStyle w:val="ListBullet"/>
+        <w:ind w:left="357"/>
+      </w:pPr>
+      <w:r>
+        <w:rPr>
+          <w:rFonts w:ascii="Calibri" w:hAnsi="Calibri"/>
+          <w:b/>
+          <w:sz w:val="21"/>
+        </w:rPr>
+        <w:t>Columna K (</w:t>
+      </w:r>
+      <w:r>
+        <w:rPr>
+          <w:rFonts w:ascii="Consolas" w:hAnsi="Consolas"/>
+          <w:b/>
+          <w:color w:val="0F172A"/>
+          <w:sz w:val="18"/>
+          <w:shd w:fill="F1F5F9"/>
+        </w:rPr>
+        <w:t>Bono_Cal_Q1</w:t>
+      </w:r>
+      <w:r>
+        <w:rPr>
+          <w:rFonts w:ascii="Calibri" w:hAnsi="Calibri"/>
+          <w:b/>
+          <w:sz w:val="21"/>
+        </w:rPr>
+        <w:t>):</w:t>
+      </w:r>
+    </w:p>
+    <w:tbl>
+      <w:tblPr>
+        <w:tblW w:type="auto" w:w="0"/>
+        <w:jc w:val="center"/>
+        <w:tblLook w:firstColumn="1" w:firstRow="1" w:lastColumn="0" w:lastRow="0" w:noHBand="0" w:noVBand="1" w:val="04A0"/>
+        <w:tblBorders>
+          <w:top w:val="single" w:sz="4" w:space="0" w:color="CBD5E1"/>
+          <w:bottom w:val="single" w:sz="4" w:space="0" w:color="CBD5E1"/>
+          <w:left w:val="single" w:sz="4" w:space="0" w:color="CBD5E1"/>
+          <w:right w:val="single" w:sz="4" w:space="0" w:color="CBD5E1"/>
+          <w:insideH w:val="none"/>
+          <w:insideV w:val="none"/>
+        </w:tblBorders>
+      </w:tblPr>
+      <w:tblGrid>
+        <w:gridCol w:w="9406"/>
+      </w:tblGrid>
+      <w:tr>
+        <w:tc>
+          <w:tcPr>
+            <w:tcW w:type="dxa" w:w="9071"/>
+            <w:shd w:fill="F8FAFC"/>
+            <w:tcMar>
+              <w:top w:w="110" w:type="dxa"/>
+              <w:bottom w:w="110" w:type="dxa"/>
+              <w:left w:w="140" w:type="dxa"/>
+              <w:right w:w="140" w:type="dxa"/>
+            </w:tcMar>
+          </w:tcPr>
+          <w:p>
+            <w:pPr>
+              <w:pStyle w:val="Bloque_Codigo"/>
+            </w:pPr>
+            <w:r>
+              <w:t xml:space="preserve">  =SI(A2 = ""; ""; SI(H2 &lt; CONFIGURACION!$B$2; 0; MAX(0; CONFIGURACION!$B$3 + (J2 * CONFIGURACION!$B$4))))</w:t>
+            </w:r>
+          </w:p>
+        </w:tc>
+      </w:tr>
+    </w:tbl>
+    <w:p>
+      <w:pPr>
+        <w:spacing w:before="0" w:after="80"/>
+      </w:pPr>
+    </w:p>
+    <w:p>
+      <w:pPr>
+        <w:pStyle w:val="ListBullet"/>
+        <w:ind w:left="714"/>
+      </w:pPr>
+      <w:r>
+        <w:rPr>
+          <w:rFonts w:ascii="Calibri" w:hAnsi="Calibri"/>
+          <w:sz w:val="21"/>
+        </w:rPr>
+        <w:t xml:space="preserve">Liquida el fondo de calidad de la Quincena 1 ($200.000 menos deducciones de errores de </w:t>
+      </w:r>
+      <w:r>
+        <w:rPr>
+          <w:rFonts w:ascii="Consolas" w:hAnsi="Consolas"/>
+          <w:color w:val="0F172A"/>
+          <w:sz w:val="18"/>
+          <w:shd w:fill="F1F5F9"/>
+        </w:rPr>
+        <w:t>J2</w:t>
+      </w:r>
+      <w:r>
+        <w:rPr>
+          <w:rFonts w:ascii="Calibri" w:hAnsi="Calibri"/>
+          <w:sz w:val="21"/>
+        </w:rPr>
+        <w:t xml:space="preserve">), condicionado a que los puntos de </w:t>
+      </w:r>
+      <w:r>
+        <w:rPr>
+          <w:rFonts w:ascii="Consolas" w:hAnsi="Consolas"/>
+          <w:color w:val="0F172A"/>
+          <w:sz w:val="18"/>
+          <w:shd w:fill="F1F5F9"/>
+        </w:rPr>
+        <w:t>H2</w:t>
+      </w:r>
+      <w:r>
+        <w:rPr>
+          <w:rFonts w:ascii="Calibri" w:hAnsi="Calibri"/>
+          <w:sz w:val="21"/>
+        </w:rPr>
+        <w:t xml:space="preserve"> alcancen la meta mínima.</w:t>
+      </w:r>
+    </w:p>
+    <w:p>
+      <w:pPr/>
+      <w:r>
+        <w:rPr>
+          <w:rFonts w:ascii="Calibri" w:hAnsi="Calibri"/>
+          <w:sz w:val="22"/>
+        </w:rPr>
+        <w:t>##### Bloque 2: Liquidación Quincena 2 (Días 16 al fin de mes de consulta)</w:t>
+      </w:r>
+    </w:p>
+    <w:p>
+      <w:pPr>
+        <w:pStyle w:val="ListBullet"/>
+        <w:ind w:left="357"/>
+      </w:pPr>
+      <w:r>
+        <w:rPr>
+          <w:rFonts w:ascii="Calibri" w:hAnsi="Calibri"/>
+          <w:b/>
+          <w:sz w:val="21"/>
+        </w:rPr>
+        <w:t>Columna L (</w:t>
+      </w:r>
+      <w:r>
+        <w:rPr>
+          <w:rFonts w:ascii="Consolas" w:hAnsi="Consolas"/>
+          <w:b/>
+          <w:color w:val="0F172A"/>
+          <w:sz w:val="18"/>
+          <w:shd w:fill="F1F5F9"/>
+        </w:rPr>
+        <w:t>Puntos_Q2</w:t>
+      </w:r>
+      <w:r>
+        <w:rPr>
+          <w:rFonts w:ascii="Calibri" w:hAnsi="Calibri"/>
+          <w:b/>
+          <w:sz w:val="21"/>
+        </w:rPr>
+        <w:t>):</w:t>
+      </w:r>
+    </w:p>
+    <w:tbl>
+      <w:tblPr>
+        <w:tblW w:type="auto" w:w="0"/>
+        <w:jc w:val="center"/>
+        <w:tblLook w:firstColumn="1" w:firstRow="1" w:lastColumn="0" w:lastRow="0" w:noHBand="0" w:noVBand="1" w:val="04A0"/>
+        <w:tblBorders>
+          <w:top w:val="single" w:sz="4" w:space="0" w:color="CBD5E1"/>
+          <w:bottom w:val="single" w:sz="4" w:space="0" w:color="CBD5E1"/>
+          <w:left w:val="single" w:sz="4" w:space="0" w:color="CBD5E1"/>
+          <w:right w:val="single" w:sz="4" w:space="0" w:color="CBD5E1"/>
+          <w:insideH w:val="none"/>
+          <w:insideV w:val="none"/>
+        </w:tblBorders>
+      </w:tblPr>
+      <w:tblGrid>
+        <w:gridCol w:w="9406"/>
+      </w:tblGrid>
+      <w:tr>
+        <w:tc>
+          <w:tcPr>
+            <w:tcW w:type="dxa" w:w="9071"/>
+            <w:shd w:fill="F8FAFC"/>
+            <w:tcMar>
+              <w:top w:w="110" w:type="dxa"/>
+              <w:bottom w:w="110" w:type="dxa"/>
+              <w:left w:w="140" w:type="dxa"/>
+              <w:right w:w="140" w:type="dxa"/>
+            </w:tcMar>
+          </w:tcPr>
+          <w:p>
+            <w:pPr>
+              <w:pStyle w:val="Bloque_Codigo"/>
+            </w:pPr>
+            <w:r>
+              <w:t xml:space="preserve">  =SI(A2 = ""; ""; SUMAR.SI.CONJUNTO(REGISTRO_DIARIO!$E:$E; REGISTRO_DIARIO!$C:$C; A2; REGISTRO_DIARIO!$B:$B; "&gt;=" &amp; (FILTRO_FECHAS!$E$2 + 15); REGISTRO_DIARIO!$B:$B; "&lt;=" &amp; (FILTRO_FECHAS!$F$2 + 1)))</w:t>
+            </w:r>
+          </w:p>
+        </w:tc>
+      </w:tr>
+    </w:tbl>
+    <w:p>
+      <w:pPr>
+        <w:spacing w:before="0" w:after="80"/>
+      </w:pPr>
+    </w:p>
+    <w:p>
+      <w:pPr>
+        <w:pStyle w:val="ListBullet"/>
+        <w:ind w:left="714"/>
+      </w:pPr>
+      <w:r>
+        <w:rPr>
+          <w:rFonts w:ascii="Calibri" w:hAnsi="Calibri"/>
+          <w:sz w:val="21"/>
+        </w:rPr>
+        <w:t>Suma los puntos entre el día 16 del mes (</w:t>
+      </w:r>
+      <w:r>
+        <w:rPr>
+          <w:rFonts w:ascii="Consolas" w:hAnsi="Consolas"/>
+          <w:color w:val="0F172A"/>
+          <w:sz w:val="18"/>
+          <w:shd w:fill="F1F5F9"/>
+        </w:rPr>
+        <w:t>$E$2 + 15</w:t>
+      </w:r>
+      <w:r>
+        <w:rPr>
+          <w:rFonts w:ascii="Calibri" w:hAnsi="Calibri"/>
+          <w:sz w:val="21"/>
+        </w:rPr>
+        <w:t xml:space="preserve">) y el último día del mes </w:t>
+      </w:r>
+      <w:r>
+        <w:rPr>
+          <w:rFonts w:ascii="Consolas" w:hAnsi="Consolas"/>
+          <w:color w:val="0F172A"/>
+          <w:sz w:val="18"/>
+          <w:shd w:fill="F1F5F9"/>
+        </w:rPr>
+        <w:t>FILTRO_FECHAS!$F$2</w:t>
+      </w:r>
+      <w:r>
+        <w:rPr>
+          <w:rFonts w:ascii="Calibri" w:hAnsi="Calibri"/>
+          <w:sz w:val="21"/>
+        </w:rPr>
+        <w:t xml:space="preserve"> (</w:t>
+      </w:r>
+      <w:r>
+        <w:rPr>
+          <w:rFonts w:ascii="Consolas" w:hAnsi="Consolas"/>
+          <w:color w:val="0F172A"/>
+          <w:sz w:val="18"/>
+          <w:shd w:fill="F1F5F9"/>
+        </w:rPr>
+        <w:t>$F$2 + 1</w:t>
+      </w:r>
+      <w:r>
+        <w:rPr>
+          <w:rFonts w:ascii="Calibri" w:hAnsi="Calibri"/>
+          <w:sz w:val="21"/>
+        </w:rPr>
+        <w:t xml:space="preserve"> para abarcar hasta las 23:59:59).</w:t>
+      </w:r>
+    </w:p>
+    <w:p>
+      <w:pPr>
+        <w:pStyle w:val="ListBullet"/>
+        <w:ind w:left="357"/>
+      </w:pPr>
+      <w:r>
+        <w:rPr>
+          <w:rFonts w:ascii="Calibri" w:hAnsi="Calibri"/>
+          <w:b/>
+          <w:sz w:val="21"/>
+        </w:rPr>
+        <w:t>Columna M (</w:t>
+      </w:r>
+      <w:r>
+        <w:rPr>
+          <w:rFonts w:ascii="Consolas" w:hAnsi="Consolas"/>
+          <w:b/>
+          <w:color w:val="0F172A"/>
+          <w:sz w:val="18"/>
+          <w:shd w:fill="F1F5F9"/>
+        </w:rPr>
+        <w:t>Bono_Prod_Q2</w:t>
+      </w:r>
+      <w:r>
+        <w:rPr>
+          <w:rFonts w:ascii="Calibri" w:hAnsi="Calibri"/>
+          <w:b/>
+          <w:sz w:val="21"/>
+        </w:rPr>
+        <w:t>):</w:t>
+      </w:r>
+    </w:p>
+    <w:tbl>
+      <w:tblPr>
+        <w:tblW w:type="auto" w:w="0"/>
+        <w:jc w:val="center"/>
+        <w:tblLook w:firstColumn="1" w:firstRow="1" w:lastColumn="0" w:lastRow="0" w:noHBand="0" w:noVBand="1" w:val="04A0"/>
+        <w:tblBorders>
+          <w:top w:val="single" w:sz="4" w:space="0" w:color="CBD5E1"/>
+          <w:bottom w:val="single" w:sz="4" w:space="0" w:color="CBD5E1"/>
+          <w:left w:val="single" w:sz="4" w:space="0" w:color="CBD5E1"/>
+          <w:right w:val="single" w:sz="4" w:space="0" w:color="CBD5E1"/>
+          <w:insideH w:val="none"/>
+          <w:insideV w:val="none"/>
+        </w:tblBorders>
+      </w:tblPr>
+      <w:tblGrid>
+        <w:gridCol w:w="9406"/>
+      </w:tblGrid>
+      <w:tr>
+        <w:tc>
+          <w:tcPr>
+            <w:tcW w:type="dxa" w:w="9071"/>
+            <w:shd w:fill="F8FAFC"/>
+            <w:tcMar>
+              <w:top w:w="110" w:type="dxa"/>
+              <w:bottom w:w="110" w:type="dxa"/>
+              <w:left w:w="140" w:type="dxa"/>
+              <w:right w:w="140" w:type="dxa"/>
+            </w:tcMar>
+          </w:tcPr>
+          <w:p>
+            <w:pPr>
+              <w:pStyle w:val="Bloque_Codigo"/>
+            </w:pPr>
+            <w:r>
+              <w:t xml:space="preserve">  =SI(A2 = ""; ""; SI(L2 &lt;= CONFIGURACION!$B$2; 0; BUSCARV(L2; CONFIGURACION!$A$8:$C$11; 3; VERDADERO)))</w:t>
+            </w:r>
+          </w:p>
+        </w:tc>
+      </w:tr>
+    </w:tbl>
+    <w:p>
+      <w:pPr>
+        <w:spacing w:before="0" w:after="80"/>
+      </w:pPr>
+    </w:p>
+    <w:p>
+      <w:pPr>
+        <w:pStyle w:val="ListBullet"/>
+        <w:ind w:left="714"/>
+      </w:pPr>
+      <w:r>
+        <w:rPr>
+          <w:rFonts w:ascii="Calibri" w:hAnsi="Calibri"/>
+          <w:sz w:val="21"/>
+        </w:rPr>
+        <w:t>Califica los puntos de la Quincena 2 (</w:t>
+      </w:r>
+      <w:r>
+        <w:rPr>
+          <w:rFonts w:ascii="Consolas" w:hAnsi="Consolas"/>
+          <w:color w:val="0F172A"/>
+          <w:sz w:val="18"/>
+          <w:shd w:fill="F1F5F9"/>
+        </w:rPr>
+        <w:t>L2</w:t>
+      </w:r>
+      <w:r>
+        <w:rPr>
+          <w:rFonts w:ascii="Calibri" w:hAnsi="Calibri"/>
+          <w:sz w:val="21"/>
+        </w:rPr>
+        <w:t>) frente a la meta y devuelve el bono de productividad devengado en la segunda mitad del mes.</w:t>
+      </w:r>
+    </w:p>
+    <w:p>
+      <w:pPr>
+        <w:pStyle w:val="ListBullet"/>
+        <w:ind w:left="357"/>
+      </w:pPr>
+      <w:r>
+        <w:rPr>
+          <w:rFonts w:ascii="Calibri" w:hAnsi="Calibri"/>
+          <w:b/>
+          <w:sz w:val="21"/>
+        </w:rPr>
+        <w:t>Columna N (</w:t>
+      </w:r>
+      <w:r>
+        <w:rPr>
+          <w:rFonts w:ascii="Consolas" w:hAnsi="Consolas"/>
+          <w:b/>
+          <w:color w:val="0F172A"/>
+          <w:sz w:val="18"/>
+          <w:shd w:fill="F1F5F9"/>
+        </w:rPr>
+        <w:t>Errores_Q2</w:t>
+      </w:r>
+      <w:r>
+        <w:rPr>
+          <w:rFonts w:ascii="Calibri" w:hAnsi="Calibri"/>
+          <w:b/>
+          <w:sz w:val="21"/>
+        </w:rPr>
+        <w:t>):</w:t>
+      </w:r>
+    </w:p>
+    <w:tbl>
+      <w:tblPr>
+        <w:tblW w:type="auto" w:w="0"/>
+        <w:jc w:val="center"/>
+        <w:tblLook w:firstColumn="1" w:firstRow="1" w:lastColumn="0" w:lastRow="0" w:noHBand="0" w:noVBand="1" w:val="04A0"/>
+        <w:tblBorders>
+          <w:top w:val="single" w:sz="4" w:space="0" w:color="CBD5E1"/>
+          <w:bottom w:val="single" w:sz="4" w:space="0" w:color="CBD5E1"/>
+          <w:left w:val="single" w:sz="4" w:space="0" w:color="CBD5E1"/>
+          <w:right w:val="single" w:sz="4" w:space="0" w:color="CBD5E1"/>
+          <w:insideH w:val="none"/>
+          <w:insideV w:val="none"/>
+        </w:tblBorders>
+      </w:tblPr>
+      <w:tblGrid>
+        <w:gridCol w:w="9406"/>
+      </w:tblGrid>
+      <w:tr>
+        <w:tc>
+          <w:tcPr>
+            <w:tcW w:type="dxa" w:w="9071"/>
+            <w:shd w:fill="F8FAFC"/>
+            <w:tcMar>
+              <w:top w:w="110" w:type="dxa"/>
+              <w:bottom w:w="110" w:type="dxa"/>
+              <w:left w:w="140" w:type="dxa"/>
+              <w:right w:w="140" w:type="dxa"/>
+            </w:tcMar>
+          </w:tcPr>
+          <w:p>
+            <w:pPr>
+              <w:pStyle w:val="Bloque_Codigo"/>
+            </w:pPr>
+            <w:r>
+              <w:t xml:space="preserve">  =SI(A2 = ""; ""; SUMAR.SI.CONJUNTO(REGISTRO_DIARIO!$F:$F; REGISTRO_DIARIO!$C:$C; A2; REGISTRO_DIARIO!$B:$B; "&gt;=" &amp; (FILTRO_FECHAS!$E$2 + 15); REGISTRO_DIARIO!$B:$B; "&lt;=" &amp; (FILTRO_FECHAS!$F$2 + 1)))</w:t>
+            </w:r>
+          </w:p>
+        </w:tc>
+      </w:tr>
+    </w:tbl>
+    <w:p>
+      <w:pPr>
+        <w:spacing w:before="0" w:after="80"/>
+      </w:pPr>
+    </w:p>
+    <w:p>
+      <w:pPr>
+        <w:pStyle w:val="ListBullet"/>
+        <w:ind w:left="714"/>
+      </w:pPr>
+      <w:r>
+        <w:rPr>
+          <w:rFonts w:ascii="Calibri" w:hAnsi="Calibri"/>
+          <w:sz w:val="21"/>
+        </w:rPr>
+        <w:t>Totaliza las penalizaciones negativas registradas entre el día 16 y el cierre del mes.</w:t>
+      </w:r>
+    </w:p>
+    <w:p>
+      <w:pPr>
+        <w:pStyle w:val="ListBullet"/>
+        <w:ind w:left="357"/>
+      </w:pPr>
+      <w:r>
+        <w:rPr>
+          <w:rFonts w:ascii="Calibri" w:hAnsi="Calibri"/>
+          <w:b/>
+          <w:sz w:val="21"/>
+        </w:rPr>
+        <w:t>Columna O (</w:t>
+      </w:r>
+      <w:r>
+        <w:rPr>
+          <w:rFonts w:ascii="Consolas" w:hAnsi="Consolas"/>
+          <w:b/>
+          <w:color w:val="0F172A"/>
+          <w:sz w:val="18"/>
+          <w:shd w:fill="F1F5F9"/>
+        </w:rPr>
+        <w:t>Bono_Cal_Q2</w:t>
+      </w:r>
+      <w:r>
+        <w:rPr>
+          <w:rFonts w:ascii="Calibri" w:hAnsi="Calibri"/>
+          <w:b/>
+          <w:sz w:val="21"/>
+        </w:rPr>
+        <w:t>):</w:t>
+      </w:r>
+    </w:p>
+    <w:tbl>
+      <w:tblPr>
+        <w:tblW w:type="auto" w:w="0"/>
+        <w:jc w:val="center"/>
+        <w:tblLook w:firstColumn="1" w:firstRow="1" w:lastColumn="0" w:lastRow="0" w:noHBand="0" w:noVBand="1" w:val="04A0"/>
+        <w:tblBorders>
+          <w:top w:val="single" w:sz="4" w:space="0" w:color="CBD5E1"/>
+          <w:bottom w:val="single" w:sz="4" w:space="0" w:color="CBD5E1"/>
+          <w:left w:val="single" w:sz="4" w:space="0" w:color="CBD5E1"/>
+          <w:right w:val="single" w:sz="4" w:space="0" w:color="CBD5E1"/>
+          <w:insideH w:val="none"/>
+          <w:insideV w:val="none"/>
+        </w:tblBorders>
+      </w:tblPr>
+      <w:tblGrid>
+        <w:gridCol w:w="9406"/>
+      </w:tblGrid>
+      <w:tr>
+        <w:tc>
+          <w:tcPr>
+            <w:tcW w:type="dxa" w:w="9071"/>
+            <w:shd w:fill="F8FAFC"/>
+            <w:tcMar>
+              <w:top w:w="110" w:type="dxa"/>
+              <w:bottom w:w="110" w:type="dxa"/>
+              <w:left w:w="140" w:type="dxa"/>
+              <w:right w:w="140" w:type="dxa"/>
+            </w:tcMar>
+          </w:tcPr>
+          <w:p>
+            <w:pPr>
+              <w:pStyle w:val="Bloque_Codigo"/>
+            </w:pPr>
+            <w:r>
+              <w:t xml:space="preserve">  =SI(A2 = ""; ""; SI(L2 &lt; CONFIGURACION!$B$2; 0; MAX(0; CONFIGURACION!$B$3 + (N2 * CONFIGURACION!$B$4))))</w:t>
+            </w:r>
+          </w:p>
+        </w:tc>
+      </w:tr>
+    </w:tbl>
+    <w:p>
+      <w:pPr>
+        <w:spacing w:before="0" w:after="80"/>
+      </w:pPr>
+    </w:p>
+    <w:p>
+      <w:pPr>
+        <w:pStyle w:val="ListBullet"/>
+        <w:ind w:left="714"/>
+      </w:pPr>
+      <w:r>
+        <w:rPr>
+          <w:rFonts w:ascii="Calibri" w:hAnsi="Calibri"/>
+          <w:sz w:val="21"/>
+        </w:rPr>
+        <w:t xml:space="preserve">Liquida el fondo de calidad de la Quincena 2 ($200.000 menos deducciones de </w:t>
+      </w:r>
+      <w:r>
+        <w:rPr>
+          <w:rFonts w:ascii="Consolas" w:hAnsi="Consolas"/>
+          <w:color w:val="0F172A"/>
+          <w:sz w:val="18"/>
+          <w:shd w:fill="F1F5F9"/>
+        </w:rPr>
+        <w:t>N2</w:t>
+      </w:r>
+      <w:r>
+        <w:rPr>
+          <w:rFonts w:ascii="Calibri" w:hAnsi="Calibri"/>
+          <w:sz w:val="21"/>
+        </w:rPr>
+        <w:t xml:space="preserve">), condicionado al cumplimiento de la meta quincenal en </w:t>
+      </w:r>
+      <w:r>
+        <w:rPr>
+          <w:rFonts w:ascii="Consolas" w:hAnsi="Consolas"/>
+          <w:color w:val="0F172A"/>
+          <w:sz w:val="18"/>
+          <w:shd w:fill="F1F5F9"/>
+        </w:rPr>
+        <w:t>L2</w:t>
+      </w:r>
+      <w:r>
+        <w:rPr>
+          <w:rFonts w:ascii="Calibri" w:hAnsi="Calibri"/>
+          <w:sz w:val="21"/>
+        </w:rPr>
+        <w:t>.</w:t>
       </w:r>
     </w:p>
     <w:p>
